--- a/public/Lokeshwaran_Ramu_Resume.docx
+++ b/public/Lokeshwaran_Ramu_Resume.docx
@@ -235,70 +235,24 @@
                 <w:sz w:val="18"/>
                 <w:szCs w:val="18"/>
               </w:rPr>
-              <w:t xml:space="preserve">Proven track record of leading end-to-end solution architecture and delivery across Service Cloud, Sales Cloud, Experience Cloud, and </w:t>
-            </w:r>
-            <w:proofErr w:type="spellStart"/>
-            <w:r>
+              <w:t>Proven track record of leading end-to-end solution architecture and delivery across Service Cloud, Sales Cloud, Experience Cloud, and Agentforce including complex integrations with Amazon Connect, Braze, Slack, and custom AI service agents. Delivered Agentforce in Australian fintech, architected enterprise security frameworks, loyalty platforms, and Master Data Management solutions, and led both org merges and de-mergers at scale. Deep expertise across marketing automation (Braze), omni-channel contact centre design (Amazon Connect), MDM, CI/CD, and REST API integration architecture.</w:t>
+            </w:r>
+          </w:p>
+          <w:p>
+            <w:pPr>
+              <w:spacing w:line="240" w:lineRule="auto"/>
+              <w:jc w:val="both"/>
               <w:rPr>
                 <w:sz w:val="18"/>
                 <w:szCs w:val="18"/>
               </w:rPr>
-              <w:t>Agentforce</w:t>
-            </w:r>
-            <w:proofErr w:type="spellEnd"/>
+            </w:pPr>
             <w:r>
               <w:rPr>
                 <w:sz w:val="18"/>
                 <w:szCs w:val="18"/>
               </w:rPr>
-              <w:t xml:space="preserve"> including complex integrations with Amazon Connect, Braze, Slack, and custom AI service agents. Delivered </w:t>
-            </w:r>
-            <w:proofErr w:type="spellStart"/>
-            <w:r>
-              <w:rPr>
-                <w:sz w:val="18"/>
-                <w:szCs w:val="18"/>
-              </w:rPr>
-              <w:t>Agentforce</w:t>
-            </w:r>
-            <w:proofErr w:type="spellEnd"/>
-            <w:r>
-              <w:rPr>
-                <w:sz w:val="18"/>
-                <w:szCs w:val="18"/>
-              </w:rPr>
-              <w:t xml:space="preserve"> in Australian fintech, architected enterprise security frameworks, loyalty platforms, and Master Data Management solutions, and led both org merges and de-mergers at scale. Deep expertise across marketing automation (Braze), omni-channel contact centre design (Amazon Connect), MDM, CI/CD, and REST API integration architecture.</w:t>
-            </w:r>
-          </w:p>
-          <w:p>
-            <w:pPr>
-              <w:spacing w:line="240" w:lineRule="auto"/>
-              <w:jc w:val="both"/>
-              <w:rPr>
-                <w:sz w:val="18"/>
-                <w:szCs w:val="18"/>
-              </w:rPr>
-            </w:pPr>
-            <w:r>
-              <w:rPr>
-                <w:sz w:val="18"/>
-                <w:szCs w:val="18"/>
-              </w:rPr>
-              <w:t>Skilled in data migration, system integrations, and merging and de-merging Salesforce orgs, with a strong focus on ensuring data integrity, privacy, and compliance. Bring</w:t>
-            </w:r>
-            <w:r>
-              <w:rPr>
-                <w:sz w:val="18"/>
-                <w:szCs w:val="18"/>
-              </w:rPr>
-              <w:t>ing</w:t>
-            </w:r>
-            <w:r>
-              <w:rPr>
-                <w:sz w:val="18"/>
-                <w:szCs w:val="18"/>
-              </w:rPr>
-              <w:t xml:space="preserve"> a rare combination of hands-on technical execution and strategic architectural leadership with an IAM/identity security background that informs every platform design decision. Proficient in Salesforce best practices, Java, and various programming languages, with a demonstrated ability to troubleshoot system issues, enhance performance, and implement scalable solutions.</w:t>
+              <w:t>Skilled in data migration, system integrations, and merging and de-merging Salesforce orgs, with a strong focus on ensuring data integrity, privacy, and compliance. Bringing a rare combination of hands-on technical execution and strategic architectural leadership with an IAM/identity security background that informs every platform design decision. Proficient in Salesforce best practices, Java, and various programming languages, with a demonstrated ability to troubleshoot system issues, enhance performance, and implement scalable solutions.</w:t>
             </w:r>
           </w:p>
           <w:p>
@@ -363,23 +317,7 @@
                 <w:sz w:val="18"/>
                 <w:szCs w:val="18"/>
               </w:rPr>
-              <w:t>Architected and delivered the complete Salesforce Service Cloud implementation</w:t>
-            </w:r>
-            <w:r>
-              <w:rPr>
-                <w:color w:val="1A1A1A"/>
-                <w:sz w:val="18"/>
-                <w:szCs w:val="18"/>
-              </w:rPr>
-              <w:t>,</w:t>
-            </w:r>
-            <w:r>
-              <w:rPr>
-                <w:color w:val="1A1A1A"/>
-                <w:sz w:val="18"/>
-                <w:szCs w:val="18"/>
-              </w:rPr>
-              <w:t xml:space="preserve"> owning end-to-end solution design across case management, automation, and customer service operations for a regulated fintech lender.</w:t>
+              <w:t>Architected and delivered the complete Salesforce Service Cloud implementation, owning end-to-end solution design across case management, automation, and customer service operations for a regulated fintech lender.</w:t>
             </w:r>
           </w:p>
           <w:p>
@@ -397,41 +335,7 @@
                 <w:sz w:val="18"/>
                 <w:szCs w:val="18"/>
               </w:rPr>
-              <w:t xml:space="preserve">Pioneered </w:t>
-            </w:r>
-            <w:proofErr w:type="spellStart"/>
-            <w:r>
-              <w:rPr>
-                <w:color w:val="1A1A1A"/>
-                <w:sz w:val="18"/>
-                <w:szCs w:val="18"/>
-              </w:rPr>
-              <w:t>Agentforce</w:t>
-            </w:r>
-            <w:proofErr w:type="spellEnd"/>
-            <w:r>
-              <w:rPr>
-                <w:color w:val="1A1A1A"/>
-                <w:sz w:val="18"/>
-                <w:szCs w:val="18"/>
-              </w:rPr>
-              <w:t xml:space="preserve"> production integrations</w:t>
-            </w:r>
-            <w:r>
-              <w:rPr>
-                <w:color w:val="1A1A1A"/>
-                <w:sz w:val="18"/>
-                <w:szCs w:val="18"/>
-              </w:rPr>
-              <w:t xml:space="preserve">, </w:t>
-            </w:r>
-            <w:r>
-              <w:rPr>
-                <w:color w:val="1A1A1A"/>
-                <w:sz w:val="18"/>
-                <w:szCs w:val="18"/>
-              </w:rPr>
-              <w:t>architecting and implementing an AI-driven service agent connected to a custom customer portal, enabling real-time responsiveness for loan applicants at scale.</w:t>
+              <w:t>Pioneered Agentforce production integrations, architecting and implementing an AI-driven service agent connected to a custom customer portal, enabling real-time responsiveness for loan applicants at scale.</w:t>
             </w:r>
           </w:p>
           <w:p>
@@ -449,41 +353,7 @@
                 <w:sz w:val="18"/>
                 <w:szCs w:val="18"/>
               </w:rPr>
-              <w:t xml:space="preserve">Architected and implemented an employee-facing </w:t>
-            </w:r>
-            <w:proofErr w:type="spellStart"/>
-            <w:r>
-              <w:rPr>
-                <w:color w:val="1A1A1A"/>
-                <w:sz w:val="18"/>
-                <w:szCs w:val="18"/>
-              </w:rPr>
-              <w:t>Agentforce</w:t>
-            </w:r>
-            <w:proofErr w:type="spellEnd"/>
-            <w:r>
-              <w:rPr>
-                <w:color w:val="1A1A1A"/>
-                <w:sz w:val="18"/>
-                <w:szCs w:val="18"/>
-              </w:rPr>
-              <w:t xml:space="preserve"> service agent</w:t>
-            </w:r>
-            <w:r>
-              <w:rPr>
-                <w:color w:val="1A1A1A"/>
-                <w:sz w:val="18"/>
-                <w:szCs w:val="18"/>
-              </w:rPr>
-              <w:t xml:space="preserve"> </w:t>
-            </w:r>
-            <w:r>
-              <w:rPr>
-                <w:color w:val="1A1A1A"/>
-                <w:sz w:val="18"/>
-                <w:szCs w:val="18"/>
-              </w:rPr>
-              <w:t>extending AI-driven service automation to internal operations and significantly reducing manual case handling overhead.</w:t>
+              <w:t>Architected and implemented an employee-facing Agentforce service agent extending AI-driven service automation to internal operations and significantly reducing manual case handling overhead.</w:t>
             </w:r>
           </w:p>
           <w:p>
@@ -501,23 +371,7 @@
                 <w:sz w:val="18"/>
                 <w:szCs w:val="18"/>
               </w:rPr>
-              <w:t>Designed and delivered a Braze integration with Salesforce</w:t>
-            </w:r>
-            <w:r>
-              <w:rPr>
-                <w:color w:val="1A1A1A"/>
-                <w:sz w:val="18"/>
-                <w:szCs w:val="18"/>
-              </w:rPr>
-              <w:t xml:space="preserve"> by</w:t>
-            </w:r>
-            <w:r>
-              <w:rPr>
-                <w:color w:val="1A1A1A"/>
-                <w:sz w:val="18"/>
-                <w:szCs w:val="18"/>
-              </w:rPr>
-              <w:t xml:space="preserve"> architecting the full customer engagement data flow to enable personalised, real-time communications across the lending platform.</w:t>
+              <w:t>Designed and delivered a Braze integration with Salesforce by architecting the full customer engagement data flow to enable personalised, real-time communications across the lending platform.</w:t>
             </w:r>
           </w:p>
           <w:p>
@@ -535,23 +389,7 @@
                 <w:sz w:val="18"/>
                 <w:szCs w:val="18"/>
               </w:rPr>
-              <w:t>Led enterprise security architecture for the organisation's Salesforce platform</w:t>
-            </w:r>
-            <w:r>
-              <w:rPr>
-                <w:color w:val="1A1A1A"/>
-                <w:sz w:val="18"/>
-                <w:szCs w:val="18"/>
-              </w:rPr>
-              <w:t xml:space="preserve"> by </w:t>
-            </w:r>
-            <w:r>
-              <w:rPr>
-                <w:color w:val="1A1A1A"/>
-                <w:sz w:val="18"/>
-                <w:szCs w:val="18"/>
-              </w:rPr>
-              <w:t>identifying vulnerabilities, designing a comprehensive security model to remediate breach risk, and overseeing end-to-end implementation across all integrated systems.</w:t>
+              <w:t>Led enterprise security architecture for the organisation's Salesforce platform by identifying vulnerabilities, designing a comprehensive security model to remediate breach risk, and overseeing end-to-end implementation across all integrated systems.</w:t>
             </w:r>
           </w:p>
           <w:p>
@@ -630,11 +468,20 @@
           <w:p>
             <w:pPr>
               <w:pStyle w:val="Heading2"/>
-            </w:pPr>
-            <w:r>
               <w:rPr>
                 <w:color w:val="3C3E43"/>
               </w:rPr>
+            </w:pPr>
+          </w:p>
+          <w:p>
+            <w:pPr>
+              <w:pStyle w:val="Heading2"/>
+            </w:pPr>
+            <w:r>
+              <w:rPr>
+                <w:color w:val="3C3E43"/>
+              </w:rPr>
+              <w:lastRenderedPageBreak/>
               <w:t>Salesforce Developer</w:t>
             </w:r>
             <w:r>
@@ -652,7 +499,6 @@
               <w:pStyle w:val="Date"/>
             </w:pPr>
             <w:r>
-              <w:lastRenderedPageBreak/>
               <w:t xml:space="preserve">February 2023 — </w:t>
             </w:r>
             <w:r>
@@ -674,23 +520,7 @@
                 <w:sz w:val="18"/>
                 <w:szCs w:val="18"/>
               </w:rPr>
-              <w:t>Played a lead technical role in the successful de-merging of Country Road Group's Salesforce orgs</w:t>
-            </w:r>
-            <w:r>
-              <w:rPr>
-                <w:color w:val="1A1A1A"/>
-                <w:sz w:val="18"/>
-                <w:szCs w:val="18"/>
-              </w:rPr>
-              <w:t>,</w:t>
-            </w:r>
-            <w:r>
-              <w:rPr>
-                <w:color w:val="1A1A1A"/>
-                <w:sz w:val="18"/>
-                <w:szCs w:val="18"/>
-              </w:rPr>
-              <w:t xml:space="preserve"> a high-stakes, complex initiative spanning cross-functional teams, data integrity assurance, custom solution development, and end-user training delivery.</w:t>
+              <w:t>Played a lead technical role in the successful de-merging of Country Road Group's Salesforce orgs, a high-stakes, complex initiative spanning cross-functional teams, data integrity assurance, custom solution development, and end-user training delivery.</w:t>
             </w:r>
           </w:p>
           <w:p>
@@ -708,23 +538,7 @@
                 <w:sz w:val="18"/>
                 <w:szCs w:val="18"/>
               </w:rPr>
-              <w:t xml:space="preserve">Architected and delivered the end-to-end Salesforce Service Cloud implementation </w:t>
-            </w:r>
-            <w:r>
-              <w:rPr>
-                <w:color w:val="1A1A1A"/>
-                <w:sz w:val="18"/>
-                <w:szCs w:val="18"/>
-              </w:rPr>
-              <w:t xml:space="preserve">by </w:t>
-            </w:r>
-            <w:r>
-              <w:rPr>
-                <w:color w:val="1A1A1A"/>
-                <w:sz w:val="18"/>
-                <w:szCs w:val="18"/>
-              </w:rPr>
-              <w:t>integrating Amazon Connect for telephony and a messaging platform to enable omni-channel customer service at enterprise scale.</w:t>
+              <w:t>Architected and delivered the end-to-end Salesforce Service Cloud implementation by integrating Amazon Connect for telephony and a messaging platform to enable omni-channel customer service at enterprise scale.</w:t>
             </w:r>
           </w:p>
           <w:p>
@@ -742,23 +556,7 @@
                 <w:sz w:val="18"/>
                 <w:szCs w:val="18"/>
               </w:rPr>
-              <w:t>Architected and implemented the organisation's loyalty platform on Salesforce</w:t>
-            </w:r>
-            <w:r>
-              <w:rPr>
-                <w:color w:val="1A1A1A"/>
-                <w:sz w:val="18"/>
-                <w:szCs w:val="18"/>
-              </w:rPr>
-              <w:t xml:space="preserve"> by </w:t>
-            </w:r>
-            <w:r>
-              <w:rPr>
-                <w:color w:val="1A1A1A"/>
-                <w:sz w:val="18"/>
-                <w:szCs w:val="18"/>
-              </w:rPr>
-              <w:t>designing the data model, integration layer, and automation framework to power Country Road Group's customer loyalty programme across retail brands.</w:t>
+              <w:t>Architected and implemented the organisation's loyalty platform on Salesforce by designing the data model, integration layer, and automation framework to power Country Road Group's customer loyalty programme across retail brands.</w:t>
             </w:r>
           </w:p>
           <w:p>
@@ -776,23 +574,7 @@
                 <w:sz w:val="18"/>
                 <w:szCs w:val="18"/>
               </w:rPr>
-              <w:t xml:space="preserve">Architected and implemented the Braze marketing solution integrated with Salesforce </w:t>
-            </w:r>
-            <w:r>
-              <w:rPr>
-                <w:color w:val="1A1A1A"/>
-                <w:sz w:val="18"/>
-                <w:szCs w:val="18"/>
-              </w:rPr>
-              <w:t>by</w:t>
-            </w:r>
-            <w:r>
-              <w:rPr>
-                <w:color w:val="1A1A1A"/>
-                <w:sz w:val="18"/>
-                <w:szCs w:val="18"/>
-              </w:rPr>
-              <w:t xml:space="preserve"> enabling data-driven, personalised customer engagement across the group's retail customer base.</w:t>
+              <w:t>Architected and implemented the Braze marketing solution integrated with Salesforce by enabling data-driven, personalised customer engagement across the group's retail customer base.</w:t>
             </w:r>
           </w:p>
           <w:p>
@@ -810,23 +592,7 @@
                 <w:sz w:val="18"/>
                 <w:szCs w:val="18"/>
               </w:rPr>
-              <w:t xml:space="preserve">Designed and delivered the Master Data Management (MDM) architecture for Salesforce </w:t>
-            </w:r>
-            <w:r>
-              <w:rPr>
-                <w:color w:val="1A1A1A"/>
-                <w:sz w:val="18"/>
-                <w:szCs w:val="18"/>
-              </w:rPr>
-              <w:t>by</w:t>
-            </w:r>
-            <w:r>
-              <w:rPr>
-                <w:color w:val="1A1A1A"/>
-                <w:sz w:val="18"/>
-                <w:szCs w:val="18"/>
-              </w:rPr>
-              <w:t xml:space="preserve"> establishing a single source of truth for customer data across multiple brands and systems within the group.</w:t>
+              <w:t>Designed and delivered the Master Data Management (MDM) architecture for Salesforce by establishing a single source of truth for customer data across multiple brands and systems within the group.</w:t>
             </w:r>
           </w:p>
           <w:p>
@@ -844,23 +610,7 @@
                 <w:sz w:val="18"/>
                 <w:szCs w:val="18"/>
               </w:rPr>
-              <w:t xml:space="preserve">Served as internal Salesforce consultant to business unit stakeholders </w:t>
-            </w:r>
-            <w:r>
-              <w:rPr>
-                <w:color w:val="1A1A1A"/>
-                <w:sz w:val="18"/>
-                <w:szCs w:val="18"/>
-              </w:rPr>
-              <w:t xml:space="preserve">by </w:t>
-            </w:r>
-            <w:r>
-              <w:rPr>
-                <w:color w:val="1A1A1A"/>
-                <w:sz w:val="18"/>
-                <w:szCs w:val="18"/>
-              </w:rPr>
-              <w:t>translating competing requirements into prioritised delivery backlogs, defining timelines, and providing executive-level progress visibility.</w:t>
+              <w:t>Served as internal Salesforce consultant to business unit stakeholders by translating competing requirements into prioritised delivery backlogs, defining timelines, and providing executive-level progress visibility.</w:t>
             </w:r>
           </w:p>
           <w:p>
@@ -915,23 +665,7 @@
                 <w:sz w:val="18"/>
                 <w:szCs w:val="18"/>
               </w:rPr>
-              <w:t xml:space="preserve">Led the technical execution of a complex org merge </w:t>
-            </w:r>
-            <w:r>
-              <w:rPr>
-                <w:color w:val="1A1A1A"/>
-                <w:sz w:val="18"/>
-                <w:szCs w:val="18"/>
-              </w:rPr>
-              <w:t>by</w:t>
-            </w:r>
-            <w:r>
-              <w:rPr>
-                <w:color w:val="1A1A1A"/>
-                <w:sz w:val="18"/>
-                <w:szCs w:val="18"/>
-              </w:rPr>
-              <w:t xml:space="preserve"> consolidating Sales Cloud and Service Cloud Salesforce instances across cross-functional teams, with full accountability for custom solution development, data integrity validation, and user adoption.</w:t>
+              <w:t>Led the technical execution of a complex org merge by consolidating Sales Cloud and Service Cloud Salesforce instances across cross-functional teams, with full accountability for custom solution development, data integrity validation, and user adoption.</w:t>
             </w:r>
           </w:p>
           <w:p>
@@ -949,23 +683,7 @@
                 <w:sz w:val="18"/>
                 <w:szCs w:val="18"/>
               </w:rPr>
-              <w:t>Architected and delivered the complete Salesforce Service Cloud implementation</w:t>
-            </w:r>
-            <w:r>
-              <w:rPr>
-                <w:color w:val="1A1A1A"/>
-                <w:sz w:val="18"/>
-                <w:szCs w:val="18"/>
-              </w:rPr>
-              <w:t xml:space="preserve"> with</w:t>
-            </w:r>
-            <w:r>
-              <w:rPr>
-                <w:color w:val="1A1A1A"/>
-                <w:sz w:val="18"/>
-                <w:szCs w:val="18"/>
-              </w:rPr>
-              <w:t xml:space="preserve"> integrating Amazon Connect for telephony, Slack for internal collaboration, and an AI-powered chatbot agent to enable intelligent, omni-channel customer service.</w:t>
+              <w:t>Architected and delivered the complete Salesforce Service Cloud implementation with integrating Amazon Connect for telephony, Slack for internal collaboration, and an AI-powered chatbot agent to enable intelligent, omni-channel customer service.</w:t>
             </w:r>
           </w:p>
           <w:p>
@@ -1001,23 +719,7 @@
                 <w:sz w:val="18"/>
                 <w:szCs w:val="18"/>
               </w:rPr>
-              <w:t>Acted as trusted technical advisor to customer</w:t>
-            </w:r>
-            <w:r>
-              <w:rPr>
-                <w:color w:val="1A1A1A"/>
-                <w:sz w:val="18"/>
-                <w:szCs w:val="18"/>
-              </w:rPr>
-              <w:t xml:space="preserve"> experience</w:t>
-            </w:r>
-            <w:r>
-              <w:rPr>
-                <w:color w:val="1A1A1A"/>
-                <w:sz w:val="18"/>
-                <w:szCs w:val="18"/>
-              </w:rPr>
-              <w:t xml:space="preserve"> providing strategic recommendations to streamline processes, enhance productivity, and scale Salesforce operations using platform best practices.</w:t>
+              <w:t>Acted as trusted technical advisor to customer experience providing strategic recommendations to streamline processes, enhance productivity, and scale Salesforce operations using platform best practices.</w:t>
             </w:r>
           </w:p>
           <w:p>
@@ -1035,23 +737,7 @@
                 <w:sz w:val="18"/>
                 <w:szCs w:val="18"/>
               </w:rPr>
-              <w:t>Delivered comprehensive technical support across Sales Cloud, Service Cloud, and Community Cloud</w:t>
-            </w:r>
-            <w:r>
-              <w:rPr>
-                <w:color w:val="1A1A1A"/>
-                <w:sz w:val="18"/>
-                <w:szCs w:val="18"/>
-              </w:rPr>
-              <w:t>,</w:t>
-            </w:r>
-            <w:r>
-              <w:rPr>
-                <w:color w:val="1A1A1A"/>
-                <w:sz w:val="18"/>
-                <w:szCs w:val="18"/>
-              </w:rPr>
-              <w:t xml:space="preserve"> resolving production defects, implementing enhancements, and improving system performance and UX.</w:t>
+              <w:t>Delivered comprehensive technical support across Sales Cloud, Service Cloud, and Community Cloud, resolving production defects, implementing enhancements, and improving system performance and UX.</w:t>
             </w:r>
           </w:p>
           <w:p>
@@ -1177,15 +863,8 @@
               <w:pStyle w:val="Heading2"/>
             </w:pPr>
             <w:r>
-              <w:t xml:space="preserve">Software Engineer, </w:t>
-            </w:r>
-            <w:proofErr w:type="spellStart"/>
-            <w:r>
-              <w:t>Issquared</w:t>
-            </w:r>
-            <w:proofErr w:type="spellEnd"/>
-            <w:r>
-              <w:t xml:space="preserve"> Inc, Hyderabad</w:t>
+              <w:lastRenderedPageBreak/>
+              <w:t>Software Engineer, Issquared Inc, Hyderabad</w:t>
             </w:r>
           </w:p>
           <w:p>
@@ -1216,7 +895,6 @@
                 <w:sz w:val="18"/>
                 <w:szCs w:val="18"/>
               </w:rPr>
-              <w:lastRenderedPageBreak/>
               <w:t>I have written codes with the java team for provisioning access to the users using ISIM (IBM Security Identity Manager), TDI (Tivoli Directory Integrator), and EIMS.</w:t>
             </w:r>
           </w:p>
@@ -1317,15 +995,7 @@
               <w:pStyle w:val="Heading2"/>
             </w:pPr>
             <w:r>
-              <w:t xml:space="preserve">Software Developer - Trainee, </w:t>
-            </w:r>
-            <w:proofErr w:type="spellStart"/>
-            <w:r>
-              <w:t>Auzmor</w:t>
-            </w:r>
-            <w:proofErr w:type="spellEnd"/>
-            <w:r>
-              <w:t>, Chennai</w:t>
+              <w:t>Software Developer - Trainee, Auzmor, Chennai</w:t>
             </w:r>
           </w:p>
           <w:p>
@@ -1351,25 +1021,7 @@
                 <w:sz w:val="18"/>
                 <w:szCs w:val="18"/>
               </w:rPr>
-              <w:t xml:space="preserve">Worked in back-end connectivity using </w:t>
-            </w:r>
-            <w:proofErr w:type="spellStart"/>
-            <w:r>
-              <w:rPr>
-                <w:color w:val="1A1A1A"/>
-                <w:sz w:val="18"/>
-                <w:szCs w:val="18"/>
-              </w:rPr>
-              <w:t>Vert.x</w:t>
-            </w:r>
-            <w:proofErr w:type="spellEnd"/>
-            <w:r>
-              <w:rPr>
-                <w:color w:val="1A1A1A"/>
-                <w:sz w:val="18"/>
-                <w:szCs w:val="18"/>
-              </w:rPr>
-              <w:t>, JWT, and Java in HRIS and HCM projects.</w:t>
+              <w:t>Worked in back-end connectivity using Vert.x, JWT, and Java in HRIS and HCM projects.</w:t>
             </w:r>
           </w:p>
           <w:p>
@@ -1438,11 +1090,9 @@
             <w:pPr>
               <w:pStyle w:val="Heading2"/>
             </w:pPr>
-            <w:proofErr w:type="gramStart"/>
             <w:r>
               <w:t>Bachelor in information technology</w:t>
             </w:r>
-            <w:proofErr w:type="gramEnd"/>
             <w:r>
               <w:t>, Anna University, Chennai</w:t>
             </w:r>
@@ -1466,15 +1116,7 @@
           </w:p>
           <w:p>
             <w:r>
-              <w:t xml:space="preserve">Graduated </w:t>
-            </w:r>
-            <w:proofErr w:type="gramStart"/>
-            <w:r>
-              <w:t>B.Tech</w:t>
-            </w:r>
-            <w:proofErr w:type="gramEnd"/>
-            <w:r>
-              <w:t xml:space="preserve"> from Anna University, Chennai</w:t>
+              <w:t>Graduated B.Tech from Anna University, Chennai</w:t>
             </w:r>
           </w:p>
           <w:p>
@@ -1673,6 +1315,7 @@
               <w:pStyle w:val="Heading1"/>
             </w:pPr>
             <w:r>
+              <w:lastRenderedPageBreak/>
               <w:t>Internships</w:t>
             </w:r>
           </w:p>
@@ -1681,16 +1324,7 @@
               <w:pStyle w:val="Heading2"/>
             </w:pPr>
             <w:r>
-              <w:lastRenderedPageBreak/>
-              <w:t xml:space="preserve">Project Intern at Sans </w:t>
-            </w:r>
-            <w:proofErr w:type="spellStart"/>
-            <w:r>
-              <w:t>Pareil</w:t>
-            </w:r>
-            <w:proofErr w:type="spellEnd"/>
-            <w:r>
-              <w:t xml:space="preserve"> IT Services, Chennai</w:t>
+              <w:t>Project Intern at Sans Pareil IT Services, Chennai</w:t>
             </w:r>
           </w:p>
           <w:p>
@@ -1711,15 +1345,7 @@
               <w:spacing w:line="264" w:lineRule="auto"/>
             </w:pPr>
             <w:r>
-              <w:t xml:space="preserve">As a java intern, I have developed health care software by gathering information from doctors, organizing the input, and </w:t>
-            </w:r>
-            <w:proofErr w:type="spellStart"/>
-            <w:r>
-              <w:t>analyzing</w:t>
-            </w:r>
-            <w:proofErr w:type="spellEnd"/>
-            <w:r>
-              <w:t xml:space="preserve"> the data for pattern matching combinations for the effective output.</w:t>
+              <w:t>As a java intern, I have developed health care software by gathering information from doctors, organizing the input, and analyzing the data for pattern matching combinations for the effective output.</w:t>
             </w:r>
           </w:p>
           <w:p>
@@ -5759,6 +5385,7 @@
   <w:style w:type="character" w:default="1" w:styleId="DefaultParagraphFont">
     <w:name w:val="Default Paragraph Font"/>
     <w:uiPriority w:val="1"/>
+    <w:semiHidden/>
     <w:unhideWhenUsed/>
   </w:style>
   <w:style w:type="table" w:default="1" w:styleId="TableNormal">

--- a/public/Lokeshwaran_Ramu_Resume.docx
+++ b/public/Lokeshwaran_Ramu_Resume.docx
@@ -328,6 +328,11 @@
                 <w:numId w:val="32"/>
               </w:numPr>
               <w:spacing w:before="30" w:after="30" w:line="240" w:lineRule="auto"/>
+              <w:rPr>
+                <w:color w:val="1A1A1A"/>
+                <w:sz w:val="18"/>
+                <w:szCs w:val="18"/>
+              </w:rPr>
             </w:pPr>
             <w:r>
               <w:rPr>
@@ -346,14 +351,35 @@
                 <w:numId w:val="32"/>
               </w:numPr>
               <w:spacing w:before="30" w:after="30" w:line="240" w:lineRule="auto"/>
-            </w:pPr>
-            <w:r>
-              <w:rPr>
-                <w:color w:val="1A1A1A"/>
-                <w:sz w:val="18"/>
-                <w:szCs w:val="18"/>
-              </w:rPr>
-              <w:t>Architected and implemented an employee-facing Agentforce service agent extending AI-driven service automation to internal operations and significantly reducing manual case handling overhead.</w:t>
+              <w:rPr>
+                <w:color w:val="1A1A1A"/>
+                <w:sz w:val="18"/>
+                <w:szCs w:val="18"/>
+              </w:rPr>
+            </w:pPr>
+            <w:r>
+              <w:rPr>
+                <w:color w:val="1A1A1A"/>
+                <w:sz w:val="18"/>
+                <w:szCs w:val="18"/>
+              </w:rPr>
+              <w:t>Architected and implemented the end-to-end sales process within Service Cloud</w:t>
+            </w:r>
+            <w:r>
+              <w:rPr>
+                <w:color w:val="1A1A1A"/>
+                <w:sz w:val="18"/>
+                <w:szCs w:val="18"/>
+              </w:rPr>
+              <w:t xml:space="preserve"> by</w:t>
+            </w:r>
+            <w:r>
+              <w:rPr>
+                <w:color w:val="1A1A1A"/>
+                <w:sz w:val="18"/>
+                <w:szCs w:val="18"/>
+              </w:rPr>
+              <w:t xml:space="preserve"> encompassing lead management with DocuSign integration for digital document execution, and a configurable approval management framework to govern broker and vendor onboarding workflows.</w:t>
             </w:r>
           </w:p>
           <w:p>
@@ -364,14 +390,35 @@
                 <w:numId w:val="32"/>
               </w:numPr>
               <w:spacing w:before="30" w:after="30" w:line="240" w:lineRule="auto"/>
-            </w:pPr>
-            <w:r>
-              <w:rPr>
-                <w:color w:val="1A1A1A"/>
-                <w:sz w:val="18"/>
-                <w:szCs w:val="18"/>
-              </w:rPr>
-              <w:t>Designed and delivered a Braze integration with Salesforce by architecting the full customer engagement data flow to enable personalised, real-time communications across the lending platform.</w:t>
+              <w:rPr>
+                <w:color w:val="1A1A1A"/>
+                <w:sz w:val="18"/>
+                <w:szCs w:val="18"/>
+              </w:rPr>
+            </w:pPr>
+            <w:r>
+              <w:rPr>
+                <w:color w:val="1A1A1A"/>
+                <w:sz w:val="18"/>
+                <w:szCs w:val="18"/>
+              </w:rPr>
+              <w:t xml:space="preserve">Designed and delivered the lead-to-account conversion process for brokers and vendors </w:t>
+            </w:r>
+            <w:r>
+              <w:rPr>
+                <w:color w:val="1A1A1A"/>
+                <w:sz w:val="18"/>
+                <w:szCs w:val="18"/>
+              </w:rPr>
+              <w:t>by</w:t>
+            </w:r>
+            <w:r>
+              <w:rPr>
+                <w:color w:val="1A1A1A"/>
+                <w:sz w:val="18"/>
+                <w:szCs w:val="18"/>
+              </w:rPr>
+              <w:t xml:space="preserve"> automating the qualification, approval, and account creation lifecycle to streamline partner onboarding and reduce manual processing overhead across the lending platform.</w:t>
             </w:r>
           </w:p>
           <w:p>
@@ -382,14 +429,19 @@
                 <w:numId w:val="32"/>
               </w:numPr>
               <w:spacing w:before="30" w:after="30" w:line="240" w:lineRule="auto"/>
-            </w:pPr>
-            <w:r>
-              <w:rPr>
-                <w:color w:val="1A1A1A"/>
-                <w:sz w:val="18"/>
-                <w:szCs w:val="18"/>
-              </w:rPr>
-              <w:t>Led enterprise security architecture for the organisation's Salesforce platform by identifying vulnerabilities, designing a comprehensive security model to remediate breach risk, and overseeing end-to-end implementation across all integrated systems.</w:t>
+              <w:rPr>
+                <w:color w:val="1A1A1A"/>
+                <w:sz w:val="18"/>
+                <w:szCs w:val="18"/>
+              </w:rPr>
+            </w:pPr>
+            <w:r>
+              <w:rPr>
+                <w:color w:val="1A1A1A"/>
+                <w:sz w:val="18"/>
+                <w:szCs w:val="18"/>
+              </w:rPr>
+              <w:t>Designed and delivered a Braze integration with Salesforce by architecting the full customer engagement data flow to enable personalised, real-time communications across the lending platform.</w:t>
             </w:r>
           </w:p>
           <w:p>
@@ -407,7 +459,7 @@
                 <w:sz w:val="18"/>
                 <w:szCs w:val="18"/>
               </w:rPr>
-              <w:t>Designed and built complex REST API integrations with external lending systems via middleware and webhooks, ensuring secure, reliable, and auditable data flows across the platform.</w:t>
+              <w:t>Led enterprise security architecture for the organisation's Salesforce platform by identifying vulnerabilities, designing a comprehensive security model to remediate breach risk, and overseeing end-to-end implementation across all integrated systems.</w:t>
             </w:r>
           </w:p>
           <w:p>
@@ -425,7 +477,7 @@
                 <w:sz w:val="18"/>
                 <w:szCs w:val="18"/>
               </w:rPr>
-              <w:t>Established CI/CD pipelines and automated testing frameworks, materially reducing deployment risk and improving release velocity across the Salesforce org.</w:t>
+              <w:t>Designed and built complex REST API integrations with external lending systems via middleware and webhooks, ensuring secure, reliable, and auditable data flows across the platform.</w:t>
             </w:r>
           </w:p>
           <w:p>
@@ -443,66 +495,7 @@
                 <w:sz w:val="18"/>
                 <w:szCs w:val="18"/>
               </w:rPr>
-              <w:t xml:space="preserve">Led platform governance </w:t>
-            </w:r>
-            <w:r>
-              <w:rPr>
-                <w:color w:val="1A1A1A"/>
-                <w:sz w:val="18"/>
-                <w:szCs w:val="18"/>
-              </w:rPr>
-              <w:t>by</w:t>
-            </w:r>
-            <w:r>
-              <w:rPr>
-                <w:color w:val="1A1A1A"/>
-                <w:sz w:val="18"/>
-                <w:szCs w:val="18"/>
-              </w:rPr>
-              <w:t xml:space="preserve"> owning technical documentation, sandbox management, and enterprise design pattern adherence to ensure long-term scalability, data integrity, and regulatory compliance</w:t>
-            </w:r>
-            <w:r>
-              <w:t>.</w:t>
-            </w:r>
-          </w:p>
-          <w:p>
-            <w:pPr>
-              <w:pStyle w:val="Heading2"/>
-              <w:rPr>
-                <w:color w:val="3C3E43"/>
-              </w:rPr>
-            </w:pPr>
-          </w:p>
-          <w:p>
-            <w:pPr>
-              <w:pStyle w:val="Heading2"/>
-            </w:pPr>
-            <w:r>
-              <w:rPr>
-                <w:color w:val="3C3E43"/>
-              </w:rPr>
-              <w:lastRenderedPageBreak/>
-              <w:t>Salesforce Developer</w:t>
-            </w:r>
-            <w:r>
-              <w:rPr>
-                <w:color w:val="3C3E43"/>
-              </w:rPr>
-              <w:t>, Country Road</w:t>
-            </w:r>
-            <w:r>
-              <w:t xml:space="preserve"> Group, Melbourne</w:t>
-            </w:r>
-          </w:p>
-          <w:p>
-            <w:pPr>
-              <w:pStyle w:val="Date"/>
-            </w:pPr>
-            <w:r>
-              <w:t xml:space="preserve">February 2023 — </w:t>
-            </w:r>
-            <w:r>
-              <w:t>May 2025</w:t>
+              <w:t>Established CI/CD pipelines and automated testing frameworks, materially reducing deployment risk and improving release velocity across the Salesforce org.</w:t>
             </w:r>
           </w:p>
           <w:p>
@@ -520,7 +513,58 @@
                 <w:sz w:val="18"/>
                 <w:szCs w:val="18"/>
               </w:rPr>
-              <w:t>Played a lead technical role in the successful de-merging of Country Road Group's Salesforce orgs, a high-stakes, complex initiative spanning cross-functional teams, data integrity assurance, custom solution development, and end-user training delivery.</w:t>
+              <w:lastRenderedPageBreak/>
+              <w:t xml:space="preserve">Led platform governance </w:t>
+            </w:r>
+            <w:r>
+              <w:rPr>
+                <w:color w:val="1A1A1A"/>
+                <w:sz w:val="18"/>
+                <w:szCs w:val="18"/>
+              </w:rPr>
+              <w:t>by</w:t>
+            </w:r>
+            <w:r>
+              <w:rPr>
+                <w:color w:val="1A1A1A"/>
+                <w:sz w:val="18"/>
+                <w:szCs w:val="18"/>
+              </w:rPr>
+              <w:t xml:space="preserve"> owning technical documentation, sandbox management, and enterprise design pattern adherence to ensure long-term scalability, data integrity, and regulatory compliance</w:t>
+            </w:r>
+            <w:r>
+              <w:t>.</w:t>
+            </w:r>
+          </w:p>
+          <w:p>
+            <w:pPr>
+              <w:pStyle w:val="Heading2"/>
+            </w:pPr>
+            <w:r>
+              <w:rPr>
+                <w:color w:val="3C3E43"/>
+              </w:rPr>
+              <w:t>Salesforce Developer</w:t>
+            </w:r>
+            <w:r>
+              <w:rPr>
+                <w:color w:val="3C3E43"/>
+              </w:rPr>
+              <w:t>, Country Road</w:t>
+            </w:r>
+            <w:r>
+              <w:t xml:space="preserve"> Group, Melbourne</w:t>
+            </w:r>
+          </w:p>
+          <w:p>
+            <w:pPr>
+              <w:pStyle w:val="Date"/>
+            </w:pPr>
+            <w:r>
+              <w:t xml:space="preserve">February 2023 — </w:t>
+            </w:r>
+            <w:r>
+              <w:t>May 2025</w:t>
             </w:r>
           </w:p>
           <w:p>
@@ -538,7 +582,7 @@
                 <w:sz w:val="18"/>
                 <w:szCs w:val="18"/>
               </w:rPr>
-              <w:t>Architected and delivered the end-to-end Salesforce Service Cloud implementation by integrating Amazon Connect for telephony and a messaging platform to enable omni-channel customer service at enterprise scale.</w:t>
+              <w:t>Played a lead technical role in the successful de-merging of Country Road Group's Salesforce orgs, a high-stakes, complex initiative spanning cross-functional teams, data integrity assurance, custom solution development, and end-user training delivery.</w:t>
             </w:r>
           </w:p>
           <w:p>
@@ -549,14 +593,19 @@
                 <w:numId w:val="32"/>
               </w:numPr>
               <w:spacing w:before="30" w:after="30" w:line="240" w:lineRule="auto"/>
-            </w:pPr>
-            <w:r>
-              <w:rPr>
-                <w:color w:val="1A1A1A"/>
-                <w:sz w:val="18"/>
-                <w:szCs w:val="18"/>
-              </w:rPr>
-              <w:t>Architected and implemented the organisation's loyalty platform on Salesforce by designing the data model, integration layer, and automation framework to power Country Road Group's customer loyalty programme across retail brands.</w:t>
+              <w:rPr>
+                <w:color w:val="1A1A1A"/>
+                <w:sz w:val="18"/>
+                <w:szCs w:val="18"/>
+              </w:rPr>
+            </w:pPr>
+            <w:r>
+              <w:rPr>
+                <w:color w:val="1A1A1A"/>
+                <w:sz w:val="18"/>
+                <w:szCs w:val="18"/>
+              </w:rPr>
+              <w:t>Architected and delivered the end-to-end Salesforce Service Cloud implementation by integrating Amazon Connect for telephony and a messaging platform to enable omni-channel customer service at enterprise scale.</w:t>
             </w:r>
           </w:p>
           <w:p>
@@ -567,14 +616,35 @@
                 <w:numId w:val="32"/>
               </w:numPr>
               <w:spacing w:before="30" w:after="30" w:line="240" w:lineRule="auto"/>
-            </w:pPr>
-            <w:r>
-              <w:rPr>
-                <w:color w:val="1A1A1A"/>
-                <w:sz w:val="18"/>
-                <w:szCs w:val="18"/>
-              </w:rPr>
-              <w:t>Architected and implemented the Braze marketing solution integrated with Salesforce by enabling data-driven, personalised customer engagement across the group's retail customer base.</w:t>
+              <w:rPr>
+                <w:color w:val="1A1A1A"/>
+                <w:sz w:val="18"/>
+                <w:szCs w:val="18"/>
+              </w:rPr>
+            </w:pPr>
+            <w:r>
+              <w:rPr>
+                <w:color w:val="1A1A1A"/>
+                <w:sz w:val="18"/>
+                <w:szCs w:val="18"/>
+              </w:rPr>
+              <w:t xml:space="preserve">As part of the org de-merger, architected and delivered the Salesforce Sales Cloud implementation for David Jones </w:t>
+            </w:r>
+            <w:r>
+              <w:rPr>
+                <w:color w:val="1A1A1A"/>
+                <w:sz w:val="18"/>
+                <w:szCs w:val="18"/>
+              </w:rPr>
+              <w:t>-</w:t>
+            </w:r>
+            <w:r>
+              <w:rPr>
+                <w:color w:val="1A1A1A"/>
+                <w:sz w:val="18"/>
+                <w:szCs w:val="18"/>
+              </w:rPr>
+              <w:t xml:space="preserve"> designing the end-to-end sales process to support David Jones's retail sales operations as a fully independent platform following separation from the Country Road Group org.</w:t>
             </w:r>
           </w:p>
           <w:p>
@@ -592,7 +662,7 @@
                 <w:sz w:val="18"/>
                 <w:szCs w:val="18"/>
               </w:rPr>
-              <w:t>Designed and delivered the Master Data Management (MDM) architecture for Salesforce by establishing a single source of truth for customer data across multiple brands and systems within the group.</w:t>
+              <w:t>Architected and implemented the organisation's loyalty platform on Salesforce by designing the data model, integration layer, and automation framework to power Country Road Group's customer loyalty programme across retail brands.</w:t>
             </w:r>
           </w:p>
           <w:p>
@@ -610,7 +680,7 @@
                 <w:sz w:val="18"/>
                 <w:szCs w:val="18"/>
               </w:rPr>
-              <w:t>Served as internal Salesforce consultant to business unit stakeholders by translating competing requirements into prioritised delivery backlogs, defining timelines, and providing executive-level progress visibility.</w:t>
+              <w:t>Architected and implemented the Braze marketing solution integrated with Salesforce by enabling data-driven, personalised customer engagement across the group's retail customer base.</w:t>
             </w:r>
           </w:p>
           <w:p>
@@ -628,26 +698,7 @@
                 <w:sz w:val="18"/>
                 <w:szCs w:val="18"/>
               </w:rPr>
-              <w:t>Collaborated with external Salesforce partners and vendors to implement integrations and platform enhancements, maintaining alignment with enterprise architecture principles.</w:t>
-            </w:r>
-          </w:p>
-          <w:p>
-            <w:pPr>
-              <w:pStyle w:val="Heading2"/>
-            </w:pPr>
-            <w:r>
-              <w:t>Salesforce Developer, Webcentral Group, Melbourne</w:t>
-            </w:r>
-          </w:p>
-          <w:p>
-            <w:pPr>
-              <w:pStyle w:val="Date"/>
-            </w:pPr>
-            <w:r>
-              <w:t>December 2021 — FEBRUARY</w:t>
-            </w:r>
-            <w:r>
-              <w:t xml:space="preserve"> 2023</w:t>
+              <w:t>Designed and delivered the Master Data Management (MDM) architecture for Salesforce by establishing a single source of truth for customer data across multiple brands and systems within the group.</w:t>
             </w:r>
           </w:p>
           <w:p>
@@ -665,7 +716,7 @@
                 <w:sz w:val="18"/>
                 <w:szCs w:val="18"/>
               </w:rPr>
-              <w:t>Led the technical execution of a complex org merge by consolidating Sales Cloud and Service Cloud Salesforce instances across cross-functional teams, with full accountability for custom solution development, data integrity validation, and user adoption.</w:t>
+              <w:t>Served as internal Salesforce consultant to business unit stakeholders by translating competing requirements into prioritised delivery backlogs, defining timelines, and providing executive-level progress visibility.</w:t>
             </w:r>
           </w:p>
           <w:p>
@@ -683,7 +734,26 @@
                 <w:sz w:val="18"/>
                 <w:szCs w:val="18"/>
               </w:rPr>
-              <w:t>Architected and delivered the complete Salesforce Service Cloud implementation with integrating Amazon Connect for telephony, Slack for internal collaboration, and an AI-powered chatbot agent to enable intelligent, omni-channel customer service.</w:t>
+              <w:t>Collaborated with external Salesforce partners and vendors to implement integrations and platform enhancements, maintaining alignment with enterprise architecture principles.</w:t>
+            </w:r>
+          </w:p>
+          <w:p>
+            <w:pPr>
+              <w:pStyle w:val="Heading2"/>
+            </w:pPr>
+            <w:r>
+              <w:t>Salesforce Developer, Webcentral Group, Melbourne</w:t>
+            </w:r>
+          </w:p>
+          <w:p>
+            <w:pPr>
+              <w:pStyle w:val="Date"/>
+            </w:pPr>
+            <w:r>
+              <w:t>December 2021 — FEBRUARY</w:t>
+            </w:r>
+            <w:r>
+              <w:t xml:space="preserve"> 2023</w:t>
             </w:r>
           </w:p>
           <w:p>
@@ -701,7 +771,7 @@
                 <w:sz w:val="18"/>
                 <w:szCs w:val="18"/>
               </w:rPr>
-              <w:t>Designed and implemented custom Salesforce solutions including automated workflows, Apex customisations, Visualforce pages, custom objects, and SOQL-driven logic aligned to enterprise business requirements.</w:t>
+              <w:t>Led the technical execution of a complex org merge by consolidating Sales Cloud and Service Cloud Salesforce instances across cross-functional teams, with full accountability for custom solution development, data integrity validation, and user adoption.</w:t>
             </w:r>
           </w:p>
           <w:p>
@@ -712,14 +782,35 @@
                 <w:numId w:val="32"/>
               </w:numPr>
               <w:spacing w:before="30" w:after="30" w:line="240" w:lineRule="auto"/>
-            </w:pPr>
-            <w:r>
-              <w:rPr>
-                <w:color w:val="1A1A1A"/>
-                <w:sz w:val="18"/>
-                <w:szCs w:val="18"/>
-              </w:rPr>
-              <w:t>Acted as trusted technical advisor to customer experience providing strategic recommendations to streamline processes, enhance productivity, and scale Salesforce operations using platform best practices.</w:t>
+              <w:rPr>
+                <w:color w:val="1A1A1A"/>
+                <w:sz w:val="18"/>
+                <w:szCs w:val="18"/>
+              </w:rPr>
+            </w:pPr>
+            <w:r>
+              <w:rPr>
+                <w:color w:val="1A1A1A"/>
+                <w:sz w:val="18"/>
+                <w:szCs w:val="18"/>
+              </w:rPr>
+              <w:t>Architected and delivered the Salesforce Sales Cloud implementation</w:t>
+            </w:r>
+            <w:r>
+              <w:rPr>
+                <w:color w:val="1A1A1A"/>
+                <w:sz w:val="18"/>
+                <w:szCs w:val="18"/>
+              </w:rPr>
+              <w:t xml:space="preserve"> -</w:t>
+            </w:r>
+            <w:r>
+              <w:rPr>
+                <w:color w:val="1A1A1A"/>
+                <w:sz w:val="18"/>
+                <w:szCs w:val="18"/>
+              </w:rPr>
+              <w:t xml:space="preserve"> including a Xero integration for automated invoice generation, enabling seamless financial data flow between the CRM and accounting platform, and implemented PQC (Price Quote and Contract) processes from the ground up to support end-to-end sales operations.</w:t>
             </w:r>
           </w:p>
           <w:p>
@@ -737,23 +828,7 @@
                 <w:sz w:val="18"/>
                 <w:szCs w:val="18"/>
               </w:rPr>
-              <w:t>Delivered comprehensive technical support across Sales Cloud, Service Cloud, and Community Cloud, resolving production defects, implementing enhancements, and improving system performance and UX.</w:t>
-            </w:r>
-          </w:p>
-          <w:p>
-            <w:pPr>
-              <w:pStyle w:val="Heading2"/>
-            </w:pPr>
-            <w:r>
-              <w:t>Developer Success Engineer, Salesforce, Hyderabad</w:t>
-            </w:r>
-          </w:p>
-          <w:p>
-            <w:pPr>
-              <w:pStyle w:val="Date"/>
-            </w:pPr>
-            <w:r>
-              <w:t>October 2020 — November 2021</w:t>
+              <w:t>Architected and delivered the complete Salesforce Service Cloud implementation with integrating Amazon Connect for telephony, Slack for internal collaboration, and an AI-powered chatbot agent to enable intelligent, omni-channel customer service.</w:t>
             </w:r>
           </w:p>
           <w:p>
@@ -764,19 +839,14 @@
                 <w:numId w:val="32"/>
               </w:numPr>
               <w:spacing w:before="30" w:after="30" w:line="240" w:lineRule="auto"/>
-              <w:rPr>
-                <w:color w:val="1A1A1A"/>
-                <w:sz w:val="18"/>
-                <w:szCs w:val="18"/>
-              </w:rPr>
-            </w:pPr>
-            <w:r>
-              <w:rPr>
-                <w:color w:val="1A1A1A"/>
-                <w:sz w:val="18"/>
-                <w:szCs w:val="18"/>
-              </w:rPr>
-              <w:t>Worked productively with the product team to develop custom workflows, Visualforce pages, Apex customizations, custom objects &amp; fields, formulas and SOQL queries by understanding requirements and business specifications.</w:t>
+            </w:pPr>
+            <w:r>
+              <w:rPr>
+                <w:color w:val="1A1A1A"/>
+                <w:sz w:val="18"/>
+                <w:szCs w:val="18"/>
+              </w:rPr>
+              <w:t>Designed and implemented custom Salesforce solutions including automated workflows, Apex customisations, Visualforce pages, custom objects, and SOQL-driven logic aligned to enterprise business requirements.</w:t>
             </w:r>
           </w:p>
           <w:p>
@@ -787,19 +857,14 @@
                 <w:numId w:val="32"/>
               </w:numPr>
               <w:spacing w:before="30" w:after="30" w:line="240" w:lineRule="auto"/>
-              <w:rPr>
-                <w:color w:val="1A1A1A"/>
-                <w:sz w:val="18"/>
-                <w:szCs w:val="18"/>
-              </w:rPr>
-            </w:pPr>
-            <w:r>
-              <w:rPr>
-                <w:color w:val="1A1A1A"/>
-                <w:sz w:val="18"/>
-                <w:szCs w:val="18"/>
-              </w:rPr>
-              <w:t>Provided technical assistance and end-user troubleshooting for bug fixes, enhancements on Sales, service, and community cloud.</w:t>
+            </w:pPr>
+            <w:r>
+              <w:rPr>
+                <w:color w:val="1A1A1A"/>
+                <w:sz w:val="18"/>
+                <w:szCs w:val="18"/>
+              </w:rPr>
+              <w:t>Acted as trusted technical advisor to customer experience providing strategic recommendations to streamline processes, enhance productivity, and scale Salesforce operations using platform best practices.</w:t>
             </w:r>
           </w:p>
           <w:p>
@@ -810,19 +875,30 @@
                 <w:numId w:val="32"/>
               </w:numPr>
               <w:spacing w:before="30" w:after="30" w:line="240" w:lineRule="auto"/>
-              <w:rPr>
-                <w:color w:val="1A1A1A"/>
-                <w:sz w:val="18"/>
-                <w:szCs w:val="18"/>
-              </w:rPr>
-            </w:pPr>
-            <w:r>
-              <w:rPr>
-                <w:color w:val="1A1A1A"/>
-                <w:sz w:val="18"/>
-                <w:szCs w:val="18"/>
-              </w:rPr>
-              <w:t>Reviewed the development of test protocols for testing applications before user acceptance</w:t>
+            </w:pPr>
+            <w:r>
+              <w:rPr>
+                <w:color w:val="1A1A1A"/>
+                <w:sz w:val="18"/>
+                <w:szCs w:val="18"/>
+              </w:rPr>
+              <w:t>Delivered comprehensive technical support across Sales Cloud, Service Cloud, and Community Cloud, resolving production defects, implementing enhancements, and improving system performance and UX.</w:t>
+            </w:r>
+          </w:p>
+          <w:p>
+            <w:pPr>
+              <w:pStyle w:val="Heading2"/>
+            </w:pPr>
+            <w:r>
+              <w:t>Developer Success Engineer, Salesforce, Hyderabad</w:t>
+            </w:r>
+          </w:p>
+          <w:p>
+            <w:pPr>
+              <w:pStyle w:val="Date"/>
+            </w:pPr>
+            <w:r>
+              <w:t>October 2020 — November 2021</w:t>
             </w:r>
           </w:p>
           <w:p>
@@ -845,34 +921,7 @@
                 <w:sz w:val="18"/>
                 <w:szCs w:val="18"/>
               </w:rPr>
-              <w:t>Collaborated with customers and provided recommendations to improve their processes and productivity to increase their scaling at a rapid pace using Salesforce best practices.</w:t>
-            </w:r>
-          </w:p>
-          <w:p>
-            <w:pPr>
-              <w:pStyle w:val="Heading2"/>
-            </w:pPr>
-          </w:p>
-          <w:p>
-            <w:pPr>
-              <w:pStyle w:val="Heading2"/>
-            </w:pPr>
-          </w:p>
-          <w:p>
-            <w:pPr>
-              <w:pStyle w:val="Heading2"/>
-            </w:pPr>
-            <w:r>
-              <w:lastRenderedPageBreak/>
-              <w:t>Software Engineer, Issquared Inc, Hyderabad</w:t>
-            </w:r>
-          </w:p>
-          <w:p>
-            <w:pPr>
-              <w:pStyle w:val="Date"/>
-            </w:pPr>
-            <w:r>
-              <w:t>November 2017 — September 2020</w:t>
+              <w:t>Worked productively with the product team to develop custom workflows, Visualforce pages, Apex customizations, custom objects &amp; fields, formulas and SOQL queries by understanding requirements and business specifications.</w:t>
             </w:r>
           </w:p>
           <w:p>
@@ -895,7 +944,8 @@
                 <w:sz w:val="18"/>
                 <w:szCs w:val="18"/>
               </w:rPr>
-              <w:t>I have written codes with the java team for provisioning access to the users using ISIM (IBM Security Identity Manager), TDI (Tivoli Directory Integrator), and EIMS.</w:t>
+              <w:lastRenderedPageBreak/>
+              <w:t>Provided technical assistance and end-user troubleshooting for bug fixes, enhancements on Sales, service, and community cloud.</w:t>
             </w:r>
           </w:p>
           <w:p>
@@ -918,7 +968,7 @@
                 <w:sz w:val="18"/>
                 <w:szCs w:val="18"/>
               </w:rPr>
-              <w:t>Collaborated with other engineering teams to integrate Salesforce.com and various other internal back-end systems with ISIM.</w:t>
+              <w:t>Reviewed the development of test protocols for testing applications before user acceptance</w:t>
             </w:r>
           </w:p>
           <w:p>
@@ -941,7 +991,23 @@
                 <w:sz w:val="18"/>
                 <w:szCs w:val="18"/>
               </w:rPr>
-              <w:t>Developed the appropriate connectors and web pages to meet business requirements using JavaScript, Java, Apex classes, and Visualforce in Salesforce.</w:t>
+              <w:t>Collaborated with customers and provided recommendations to improve their processes and productivity to increase their scaling at a rapid pace using Salesforce best practices.</w:t>
+            </w:r>
+          </w:p>
+          <w:p>
+            <w:pPr>
+              <w:pStyle w:val="Heading2"/>
+            </w:pPr>
+            <w:r>
+              <w:t>Software Engineer, Issquared Inc, Hyderabad</w:t>
+            </w:r>
+          </w:p>
+          <w:p>
+            <w:pPr>
+              <w:pStyle w:val="Date"/>
+            </w:pPr>
+            <w:r>
+              <w:t>November 2017 — September 2020</w:t>
             </w:r>
           </w:p>
           <w:p>
@@ -964,7 +1030,7 @@
                 <w:sz w:val="18"/>
                 <w:szCs w:val="18"/>
               </w:rPr>
-              <w:t>Performed unit testing and functional testing using HP ALM (Application Lifecycle Management).</w:t>
+              <w:t>I have written codes with the java team for provisioning access to the users using ISIM (IBM Security Identity Manager), TDI (Tivoli Directory Integrator), and EIMS.</w:t>
             </w:r>
           </w:p>
           <w:p>
@@ -987,23 +1053,7 @@
                 <w:sz w:val="18"/>
                 <w:szCs w:val="18"/>
               </w:rPr>
-              <w:t>Gathered data on integration issues and vulnerabilities and reported all findings, including improvement recommendations.</w:t>
-            </w:r>
-          </w:p>
-          <w:p>
-            <w:pPr>
-              <w:pStyle w:val="Heading2"/>
-            </w:pPr>
-            <w:r>
-              <w:t>Software Developer - Trainee, Auzmor, Chennai</w:t>
-            </w:r>
-          </w:p>
-          <w:p>
-            <w:pPr>
-              <w:pStyle w:val="Date"/>
-            </w:pPr>
-            <w:r>
-              <w:t>July 2017 — October 2017</w:t>
+              <w:t>Collaborated with other engineering teams to integrate Salesforce.com and various other internal back-end systems with ISIM.</w:t>
             </w:r>
           </w:p>
           <w:p>
@@ -1014,14 +1064,19 @@
                 <w:numId w:val="32"/>
               </w:numPr>
               <w:spacing w:before="30" w:after="30" w:line="240" w:lineRule="auto"/>
-            </w:pPr>
-            <w:r>
-              <w:rPr>
-                <w:color w:val="1A1A1A"/>
-                <w:sz w:val="18"/>
-                <w:szCs w:val="18"/>
-              </w:rPr>
-              <w:t>Worked in back-end connectivity using Vert.x, JWT, and Java in HRIS and HCM projects.</w:t>
+              <w:rPr>
+                <w:color w:val="1A1A1A"/>
+                <w:sz w:val="18"/>
+                <w:szCs w:val="18"/>
+              </w:rPr>
+            </w:pPr>
+            <w:r>
+              <w:rPr>
+                <w:color w:val="1A1A1A"/>
+                <w:sz w:val="18"/>
+                <w:szCs w:val="18"/>
+              </w:rPr>
+              <w:t>Developed the appropriate connectors and web pages to meet business requirements using JavaScript, Java, Apex classes, and Visualforce in Salesforce.</w:t>
             </w:r>
           </w:p>
           <w:p>
@@ -1032,14 +1087,19 @@
                 <w:numId w:val="32"/>
               </w:numPr>
               <w:spacing w:before="30" w:after="30" w:line="240" w:lineRule="auto"/>
-            </w:pPr>
-            <w:r>
-              <w:rPr>
-                <w:color w:val="1A1A1A"/>
-                <w:sz w:val="18"/>
-                <w:szCs w:val="18"/>
-              </w:rPr>
-              <w:t>Coordinated with front-end team for website development using ReactJS and Ant Design.</w:t>
+              <w:rPr>
+                <w:color w:val="1A1A1A"/>
+                <w:sz w:val="18"/>
+                <w:szCs w:val="18"/>
+              </w:rPr>
+            </w:pPr>
+            <w:r>
+              <w:rPr>
+                <w:color w:val="1A1A1A"/>
+                <w:sz w:val="18"/>
+                <w:szCs w:val="18"/>
+              </w:rPr>
+              <w:t>Performed unit testing and functional testing using HP ALM (Application Lifecycle Management).</w:t>
             </w:r>
           </w:p>
           <w:p>
@@ -1050,14 +1110,35 @@
                 <w:numId w:val="32"/>
               </w:numPr>
               <w:spacing w:before="30" w:after="30" w:line="240" w:lineRule="auto"/>
-            </w:pPr>
-            <w:r>
-              <w:rPr>
-                <w:color w:val="1A1A1A"/>
-                <w:sz w:val="18"/>
-                <w:szCs w:val="18"/>
-              </w:rPr>
-              <w:t>Hosted the Application Tracking System website and back-end system in the AWS EC2 console.</w:t>
+              <w:rPr>
+                <w:color w:val="1A1A1A"/>
+                <w:sz w:val="18"/>
+                <w:szCs w:val="18"/>
+              </w:rPr>
+            </w:pPr>
+            <w:r>
+              <w:rPr>
+                <w:color w:val="1A1A1A"/>
+                <w:sz w:val="18"/>
+                <w:szCs w:val="18"/>
+              </w:rPr>
+              <w:t>Gathered data on integration issues and vulnerabilities and reported all findings, including improvement recommendations.</w:t>
+            </w:r>
+          </w:p>
+          <w:p>
+            <w:pPr>
+              <w:pStyle w:val="Heading2"/>
+            </w:pPr>
+            <w:r>
+              <w:t>Software Developer - Trainee, Auzmor, Chennai</w:t>
+            </w:r>
+          </w:p>
+          <w:p>
+            <w:pPr>
+              <w:pStyle w:val="Date"/>
+            </w:pPr>
+            <w:r>
+              <w:t>July 2017 — October 2017</w:t>
             </w:r>
           </w:p>
           <w:p>
@@ -1075,6 +1156,60 @@
                 <w:sz w:val="18"/>
                 <w:szCs w:val="18"/>
               </w:rPr>
+              <w:t>Worked in back-end connectivity using Vert.x, JWT, and Java in HRIS and HCM projects.</w:t>
+            </w:r>
+          </w:p>
+          <w:p>
+            <w:pPr>
+              <w:pStyle w:val="ListParagraph"/>
+              <w:numPr>
+                <w:ilvl w:val="0"/>
+                <w:numId w:val="32"/>
+              </w:numPr>
+              <w:spacing w:before="30" w:after="30" w:line="240" w:lineRule="auto"/>
+            </w:pPr>
+            <w:r>
+              <w:rPr>
+                <w:color w:val="1A1A1A"/>
+                <w:sz w:val="18"/>
+                <w:szCs w:val="18"/>
+              </w:rPr>
+              <w:t>Coordinated with front-end team for website development using ReactJS and Ant Design.</w:t>
+            </w:r>
+          </w:p>
+          <w:p>
+            <w:pPr>
+              <w:pStyle w:val="ListParagraph"/>
+              <w:numPr>
+                <w:ilvl w:val="0"/>
+                <w:numId w:val="32"/>
+              </w:numPr>
+              <w:spacing w:before="30" w:after="30" w:line="240" w:lineRule="auto"/>
+            </w:pPr>
+            <w:r>
+              <w:rPr>
+                <w:color w:val="1A1A1A"/>
+                <w:sz w:val="18"/>
+                <w:szCs w:val="18"/>
+              </w:rPr>
+              <w:t>Hosted the Application Tracking System website and back-end system in the AWS EC2 console.</w:t>
+            </w:r>
+          </w:p>
+          <w:p>
+            <w:pPr>
+              <w:pStyle w:val="ListParagraph"/>
+              <w:numPr>
+                <w:ilvl w:val="0"/>
+                <w:numId w:val="32"/>
+              </w:numPr>
+              <w:spacing w:before="30" w:after="30" w:line="240" w:lineRule="auto"/>
+            </w:pPr>
+            <w:r>
+              <w:rPr>
+                <w:color w:val="1A1A1A"/>
+                <w:sz w:val="18"/>
+                <w:szCs w:val="18"/>
+              </w:rPr>
               <w:t>Tested and deployed the application for ease of use, collaborating on all stages of the SDLC from requirement gathering to production releases.</w:t>
             </w:r>
           </w:p>
@@ -1100,6 +1235,7 @@
           <w:p>
             <w:pPr>
               <w:pStyle w:val="Date"/>
+              <w:spacing w:before="0"/>
             </w:pPr>
             <w:r>
               <w:t>August</w:t>
@@ -1115,6 +1251,9 @@
             </w:r>
           </w:p>
           <w:p>
+            <w:pPr>
+              <w:spacing w:before="0"/>
+            </w:pPr>
             <w:r>
               <w:t>Graduated B.Tech from Anna University, Chennai</w:t>
             </w:r>
@@ -1272,6 +1411,7 @@
               <w:spacing w:before="0"/>
             </w:pPr>
             <w:r>
+              <w:lastRenderedPageBreak/>
               <w:t>Salesforce Certified Administrator, Salesforce</w:t>
             </w:r>
           </w:p>
@@ -1315,7 +1455,6 @@
               <w:pStyle w:val="Heading1"/>
             </w:pPr>
             <w:r>
-              <w:lastRenderedPageBreak/>
               <w:t>Internships</w:t>
             </w:r>
           </w:p>
@@ -1480,10 +1619,10 @@
               <w:pStyle w:val="Sidebartext"/>
             </w:pPr>
             <w:r>
-              <w:t>Adelaid</w:t>
-            </w:r>
-            <w:r>
-              <w:t>e, Australia</w:t>
+              <w:t>Melbourne</w:t>
+            </w:r>
+            <w:r>
+              <w:t>, Australia</w:t>
             </w:r>
             <w:r>
               <w:br/>
@@ -5385,7 +5524,6 @@
   <w:style w:type="character" w:default="1" w:styleId="DefaultParagraphFont">
     <w:name w:val="Default Paragraph Font"/>
     <w:uiPriority w:val="1"/>
-    <w:semiHidden/>
     <w:unhideWhenUsed/>
   </w:style>
   <w:style w:type="table" w:default="1" w:styleId="TableNormal">

--- a/public/Lokeshwaran_Ramu_Resume.docx
+++ b/public/Lokeshwaran_Ramu_Resume.docx
@@ -1,6 +1,6 @@
 
 <file path=word/document.xml><?xml version="1.0" encoding="utf-8"?>
-<w:document xmlns:wpc="http://schemas.microsoft.com/office/word/2010/wordprocessingCanvas" xmlns:cx="http://schemas.microsoft.com/office/drawing/2014/chartex" xmlns:cx1="http://schemas.microsoft.com/office/drawing/2015/9/8/chartex" xmlns:cx2="http://schemas.microsoft.com/office/drawing/2015/10/21/chartex" xmlns:cx3="http://schemas.microsoft.com/office/drawing/2016/5/9/chartex" xmlns:cx4="http://schemas.microsoft.com/office/drawing/2016/5/10/chartex" xmlns:cx5="http://schemas.microsoft.com/office/drawing/2016/5/11/chartex" xmlns:cx6="http://schemas.microsoft.com/office/drawing/2016/5/12/chartex" xmlns:cx7="http://schemas.microsoft.com/office/drawing/2016/5/13/chartex" xmlns:cx8="http://schemas.microsoft.com/office/drawing/2016/5/14/chartex" xmlns:mc="http://schemas.openxmlformats.org/markup-compatibility/2006" xmlns:aink="http://schemas.microsoft.com/office/drawing/2016/ink" xmlns:am3d="http://schemas.microsoft.com/office/drawing/2017/model3d" xmlns:o="urn:schemas-microsoft-com:office:office" xmlns:oel="http://schemas.microsoft.com/office/2019/extlst" xmlns:r="http://schemas.openxmlformats.org/officeDocument/2006/relationships" xmlns:m="http://schemas.openxmlformats.org/officeDocument/2006/math" xmlns:v="urn:schemas-microsoft-com:vml" xmlns:wp14="http://schemas.microsoft.com/office/word/2010/wordprocessingDrawing" xmlns:wp="http://schemas.openxmlformats.org/drawingml/2006/wordprocessingDrawing" xmlns:w10="urn:schemas-microsoft-com:office:word" xmlns:w="http://schemas.openxmlformats.org/wordprocessingml/2006/main" xmlns:w14="http://schemas.microsoft.com/office/word/2010/wordml" xmlns:w15="http://schemas.microsoft.com/office/word/2012/wordml" xmlns:w16cex="http://schemas.microsoft.com/office/word/2018/wordml/cex" xmlns:w16cid="http://schemas.microsoft.com/office/word/2016/wordml/cid" xmlns:w16="http://schemas.microsoft.com/office/word/2018/wordml" xmlns:w16du="http://schemas.microsoft.com/office/word/2023/wordml/word16du" xmlns:w16sdtdh="http://schemas.microsoft.com/office/word/2020/wordml/sdtdatahash" xmlns:w16sdtfl="http://schemas.microsoft.com/office/word/2024/wordml/sdtformatlock" xmlns:w16se="http://schemas.microsoft.com/office/word/2015/wordml/symex" xmlns:wpg="http://schemas.microsoft.com/office/word/2010/wordprocessingGroup" xmlns:wpi="http://schemas.microsoft.com/office/word/2010/wordprocessingInk" xmlns:wne="http://schemas.microsoft.com/office/word/2006/wordml" xmlns:wps="http://schemas.microsoft.com/office/word/2010/wordprocessingShape" mc:Ignorable="w14 w15 w16se w16cid w16 w16cex w16sdtdh w16sdtfl w16du wp14">
+<w:document xmlns:wpc="http://schemas.microsoft.com/office/word/2010/wordprocessingCanvas" xmlns:cx="http://schemas.microsoft.com/office/drawing/2014/chartex" xmlns:cx1="http://schemas.microsoft.com/office/drawing/2015/9/8/chartex" xmlns:cx2="http://schemas.microsoft.com/office/drawing/2015/10/21/chartex" xmlns:cx3="http://schemas.microsoft.com/office/drawing/2016/5/9/chartex" xmlns:cx4="http://schemas.microsoft.com/office/drawing/2016/5/10/chartex" xmlns:cx5="http://schemas.microsoft.com/office/drawing/2016/5/11/chartex" xmlns:cx6="http://schemas.microsoft.com/office/drawing/2016/5/12/chartex" xmlns:cx7="http://schemas.microsoft.com/office/drawing/2016/5/13/chartex" xmlns:cx8="http://schemas.microsoft.com/office/drawing/2016/5/14/chartex" xmlns:mc="http://schemas.openxmlformats.org/markup-compatibility/2006" xmlns:m="http://schemas.openxmlformats.org/officeDocument/2006/math" xmlns:aink="http://schemas.microsoft.com/office/drawing/2016/ink" xmlns:am3d="http://schemas.microsoft.com/office/drawing/2017/model3d" xmlns:oel="http://schemas.microsoft.com/office/2019/extlst" xmlns:r="http://schemas.openxmlformats.org/officeDocument/2006/relationships" xmlns:wp14="http://schemas.microsoft.com/office/word/2010/wordprocessingDrawing" xmlns:wp="http://schemas.openxmlformats.org/drawingml/2006/wordprocessingDrawing" xmlns:wpg="http://schemas.microsoft.com/office/word/2010/wordprocessingGroup" xmlns:wpi="http://schemas.microsoft.com/office/word/2010/wordprocessingInk" xmlns:wps="http://schemas.microsoft.com/office/word/2010/wordprocessingShape" xmlns:o="urn:schemas-microsoft-com:office:office" xmlns:v="urn:schemas-microsoft-com:vml" xmlns:w10="urn:schemas-microsoft-com:office:word" xmlns:w="http://schemas.openxmlformats.org/wordprocessingml/2006/main" xmlns:w14="http://schemas.microsoft.com/office/word/2010/wordml" xmlns:w15="http://schemas.microsoft.com/office/word/2012/wordml" xmlns:w16cex="http://schemas.microsoft.com/office/word/2018/wordml/cex" xmlns:w16cid="http://schemas.microsoft.com/office/word/2016/wordml/cid" xmlns:w16="http://schemas.microsoft.com/office/word/2018/wordml" xmlns:w16sdtdh="http://schemas.microsoft.com/office/word/2020/wordml/sdtdatahash" xmlns:w16sdtfl="http://schemas.microsoft.com/office/word/2024/wordml/sdtformatlock" xmlns:w16se="http://schemas.microsoft.com/office/word/2015/wordml/symex" xmlns:w16du="http://schemas.microsoft.com/office/word/2023/wordml/word16du" xmlns:wne="http://schemas.microsoft.com/office/word/2006/wordml" mc:Ignorable="w14 w15 w16se w16cid w16 w16cex w16sdtdh w16sdtfl w16du wp14">
   <w:background w:color="FFFFFF"/>
   <w:body>
     <w:p>
@@ -782,35 +782,9 @@
                 <w:numId w:val="32"/>
               </w:numPr>
               <w:spacing w:before="30" w:after="30" w:line="240" w:lineRule="auto"/>
-              <w:rPr>
-                <w:color w:val="1A1A1A"/>
-                <w:sz w:val="18"/>
-                <w:szCs w:val="18"/>
-              </w:rPr>
-            </w:pPr>
-            <w:r>
-              <w:rPr>
-                <w:color w:val="1A1A1A"/>
-                <w:sz w:val="18"/>
-                <w:szCs w:val="18"/>
-              </w:rPr>
-              <w:t>Architected and delivered the Salesforce Sales Cloud implementation</w:t>
-            </w:r>
-            <w:r>
-              <w:rPr>
-                <w:color w:val="1A1A1A"/>
-                <w:sz w:val="18"/>
-                <w:szCs w:val="18"/>
-              </w:rPr>
-              <w:t xml:space="preserve"> -</w:t>
-            </w:r>
-            <w:r>
-              <w:rPr>
-                <w:color w:val="1A1A1A"/>
-                <w:sz w:val="18"/>
-                <w:szCs w:val="18"/>
-              </w:rPr>
-              <w:t xml:space="preserve"> including a Xero integration for automated invoice generation, enabling seamless financial data flow between the CRM and accounting platform, and implemented PQC (Price Quote and Contract) processes from the ground up to support end-to-end sales operations.</w:t>
+            </w:pPr>
+            <w:r>
+              <w:t>Architected and delivered the Salesforce Sales Cloud implementation for the 5GN brand, including a full CPQ (Configure, Price, Quote) implementation built from scratch as the sole developer, covering end-to-end quoting, pricing and contract processes, integrated with Xero for automated invoice generation to enable seamless financial data flow between the CRM and accounting platform.</w:t>
             </w:r>
           </w:p>
           <w:p>
@@ -889,7 +863,18 @@
             <w:pPr>
               <w:pStyle w:val="Heading2"/>
             </w:pPr>
-            <w:r>
+          </w:p>
+          <w:p>
+            <w:pPr>
+              <w:pStyle w:val="Heading2"/>
+            </w:pPr>
+          </w:p>
+          <w:p>
+            <w:pPr>
+              <w:pStyle w:val="Heading2"/>
+            </w:pPr>
+            <w:r>
+              <w:lastRenderedPageBreak/>
               <w:t>Developer Success Engineer, Salesforce, Hyderabad</w:t>
             </w:r>
           </w:p>
@@ -944,7 +929,6 @@
                 <w:sz w:val="18"/>
                 <w:szCs w:val="18"/>
               </w:rPr>
-              <w:lastRenderedPageBreak/>
               <w:t>Provided technical assistance and end-user troubleshooting for bug fixes, enhancements on Sales, service, and community cloud.</w:t>
             </w:r>
           </w:p>
@@ -1376,6 +1360,7 @@
               <w:spacing w:before="0"/>
             </w:pPr>
             <w:r>
+              <w:lastRenderedPageBreak/>
               <w:t>Credential ID: 22166177</w:t>
             </w:r>
           </w:p>
@@ -1411,7 +1396,6 @@
               <w:spacing w:before="0"/>
             </w:pPr>
             <w:r>
-              <w:lastRenderedPageBreak/>
               <w:t>Salesforce Certified Administrator, Salesforce</w:t>
             </w:r>
           </w:p>
@@ -2329,10 +2313,12 @@
     </w:tbl>
     <w:p/>
     <w:sectPr>
-      <w:headerReference w:type="default" r:id="rId14"/>
-      <w:footerReference w:type="even" r:id="rId15"/>
-      <w:footerReference w:type="default" r:id="rId16"/>
-      <w:footerReference w:type="first" r:id="rId17"/>
+      <w:headerReference w:type="even" r:id="rId14"/>
+      <w:headerReference w:type="default" r:id="rId15"/>
+      <w:footerReference w:type="even" r:id="rId16"/>
+      <w:footerReference w:type="default" r:id="rId17"/>
+      <w:headerReference w:type="first" r:id="rId18"/>
+      <w:footerReference w:type="first" r:id="rId19"/>
       <w:pgSz w:w="11906" w:h="16838"/>
       <w:pgMar w:top="952" w:right="793" w:bottom="793" w:left="844" w:header="0" w:footer="0" w:gutter="0"/>
       <w:cols w:space="708"/>
@@ -2343,7 +2329,7 @@
 </file>
 
 <file path=word/endnotes.xml><?xml version="1.0" encoding="utf-8"?>
-<w:endnotes xmlns:wpc="http://schemas.microsoft.com/office/word/2010/wordprocessingCanvas" xmlns:cx="http://schemas.microsoft.com/office/drawing/2014/chartex" xmlns:cx1="http://schemas.microsoft.com/office/drawing/2015/9/8/chartex" xmlns:cx2="http://schemas.microsoft.com/office/drawing/2015/10/21/chartex" xmlns:cx3="http://schemas.microsoft.com/office/drawing/2016/5/9/chartex" xmlns:cx4="http://schemas.microsoft.com/office/drawing/2016/5/10/chartex" xmlns:cx5="http://schemas.microsoft.com/office/drawing/2016/5/11/chartex" xmlns:cx6="http://schemas.microsoft.com/office/drawing/2016/5/12/chartex" xmlns:cx7="http://schemas.microsoft.com/office/drawing/2016/5/13/chartex" xmlns:cx8="http://schemas.microsoft.com/office/drawing/2016/5/14/chartex" xmlns:mc="http://schemas.openxmlformats.org/markup-compatibility/2006" xmlns:aink="http://schemas.microsoft.com/office/drawing/2016/ink" xmlns:am3d="http://schemas.microsoft.com/office/drawing/2017/model3d" xmlns:o="urn:schemas-microsoft-com:office:office" xmlns:oel="http://schemas.microsoft.com/office/2019/extlst" xmlns:r="http://schemas.openxmlformats.org/officeDocument/2006/relationships" xmlns:m="http://schemas.openxmlformats.org/officeDocument/2006/math" xmlns:v="urn:schemas-microsoft-com:vml" xmlns:wp14="http://schemas.microsoft.com/office/word/2010/wordprocessingDrawing" xmlns:wp="http://schemas.openxmlformats.org/drawingml/2006/wordprocessingDrawing" xmlns:w10="urn:schemas-microsoft-com:office:word" xmlns:w="http://schemas.openxmlformats.org/wordprocessingml/2006/main" xmlns:w14="http://schemas.microsoft.com/office/word/2010/wordml" xmlns:w15="http://schemas.microsoft.com/office/word/2012/wordml" xmlns:w16cex="http://schemas.microsoft.com/office/word/2018/wordml/cex" xmlns:w16cid="http://schemas.microsoft.com/office/word/2016/wordml/cid" xmlns:w16="http://schemas.microsoft.com/office/word/2018/wordml" xmlns:w16du="http://schemas.microsoft.com/office/word/2023/wordml/word16du" xmlns:w16sdtdh="http://schemas.microsoft.com/office/word/2020/wordml/sdtdatahash" xmlns:w16sdtfl="http://schemas.microsoft.com/office/word/2024/wordml/sdtformatlock" xmlns:w16se="http://schemas.microsoft.com/office/word/2015/wordml/symex" xmlns:wpg="http://schemas.microsoft.com/office/word/2010/wordprocessingGroup" xmlns:wpi="http://schemas.microsoft.com/office/word/2010/wordprocessingInk" xmlns:wne="http://schemas.microsoft.com/office/word/2006/wordml" xmlns:wps="http://schemas.microsoft.com/office/word/2010/wordprocessingShape" mc:Ignorable="w14 w15 w16se w16cid w16 w16cex w16sdtdh w16sdtfl w16du wp14">
+<w:endnotes xmlns:wpc="http://schemas.microsoft.com/office/word/2010/wordprocessingCanvas" xmlns:cx="http://schemas.microsoft.com/office/drawing/2014/chartex" xmlns:cx1="http://schemas.microsoft.com/office/drawing/2015/9/8/chartex" xmlns:cx2="http://schemas.microsoft.com/office/drawing/2015/10/21/chartex" xmlns:cx3="http://schemas.microsoft.com/office/drawing/2016/5/9/chartex" xmlns:cx4="http://schemas.microsoft.com/office/drawing/2016/5/10/chartex" xmlns:cx5="http://schemas.microsoft.com/office/drawing/2016/5/11/chartex" xmlns:cx6="http://schemas.microsoft.com/office/drawing/2016/5/12/chartex" xmlns:cx7="http://schemas.microsoft.com/office/drawing/2016/5/13/chartex" xmlns:cx8="http://schemas.microsoft.com/office/drawing/2016/5/14/chartex" xmlns:mc="http://schemas.openxmlformats.org/markup-compatibility/2006" xmlns:m="http://schemas.openxmlformats.org/officeDocument/2006/math" xmlns:aink="http://schemas.microsoft.com/office/drawing/2016/ink" xmlns:am3d="http://schemas.microsoft.com/office/drawing/2017/model3d" xmlns:oel="http://schemas.microsoft.com/office/2019/extlst" xmlns:r="http://schemas.openxmlformats.org/officeDocument/2006/relationships" xmlns:wp14="http://schemas.microsoft.com/office/word/2010/wordprocessingDrawing" xmlns:wp="http://schemas.openxmlformats.org/drawingml/2006/wordprocessingDrawing" xmlns:wpg="http://schemas.microsoft.com/office/word/2010/wordprocessingGroup" xmlns:wpi="http://schemas.microsoft.com/office/word/2010/wordprocessingInk" xmlns:wps="http://schemas.microsoft.com/office/word/2010/wordprocessingShape" xmlns:o="urn:schemas-microsoft-com:office:office" xmlns:v="urn:schemas-microsoft-com:vml" xmlns:w10="urn:schemas-microsoft-com:office:word" xmlns:w="http://schemas.openxmlformats.org/wordprocessingml/2006/main" xmlns:w14="http://schemas.microsoft.com/office/word/2010/wordml" xmlns:w15="http://schemas.microsoft.com/office/word/2012/wordml" xmlns:w16cex="http://schemas.microsoft.com/office/word/2018/wordml/cex" xmlns:w16cid="http://schemas.microsoft.com/office/word/2016/wordml/cid" xmlns:w16="http://schemas.microsoft.com/office/word/2018/wordml" xmlns:w16sdtdh="http://schemas.microsoft.com/office/word/2020/wordml/sdtdatahash" xmlns:w16sdtfl="http://schemas.microsoft.com/office/word/2024/wordml/sdtformatlock" xmlns:w16se="http://schemas.microsoft.com/office/word/2015/wordml/symex" xmlns:w16du="http://schemas.microsoft.com/office/word/2023/wordml/word16du" xmlns:wne="http://schemas.microsoft.com/office/word/2006/wordml" mc:Ignorable="w14 w15 w16se w16cid w16 w16cex w16sdtdh w16sdtfl w16du wp14">
   <w:endnote w:type="separator" w:id="-1">
     <w:p>
       <w:pPr>
@@ -2368,7 +2354,7 @@
 </file>
 
 <file path=word/footer1.xml><?xml version="1.0" encoding="utf-8"?>
-<w:ftr xmlns:wpc="http://schemas.microsoft.com/office/word/2010/wordprocessingCanvas" xmlns:cx="http://schemas.microsoft.com/office/drawing/2014/chartex" xmlns:cx1="http://schemas.microsoft.com/office/drawing/2015/9/8/chartex" xmlns:cx2="http://schemas.microsoft.com/office/drawing/2015/10/21/chartex" xmlns:cx3="http://schemas.microsoft.com/office/drawing/2016/5/9/chartex" xmlns:cx4="http://schemas.microsoft.com/office/drawing/2016/5/10/chartex" xmlns:cx5="http://schemas.microsoft.com/office/drawing/2016/5/11/chartex" xmlns:cx6="http://schemas.microsoft.com/office/drawing/2016/5/12/chartex" xmlns:cx7="http://schemas.microsoft.com/office/drawing/2016/5/13/chartex" xmlns:cx8="http://schemas.microsoft.com/office/drawing/2016/5/14/chartex" xmlns:mc="http://schemas.openxmlformats.org/markup-compatibility/2006" xmlns:aink="http://schemas.microsoft.com/office/drawing/2016/ink" xmlns:am3d="http://schemas.microsoft.com/office/drawing/2017/model3d" xmlns:o="urn:schemas-microsoft-com:office:office" xmlns:oel="http://schemas.microsoft.com/office/2019/extlst" xmlns:r="http://schemas.openxmlformats.org/officeDocument/2006/relationships" xmlns:m="http://schemas.openxmlformats.org/officeDocument/2006/math" xmlns:v="urn:schemas-microsoft-com:vml" xmlns:wp14="http://schemas.microsoft.com/office/word/2010/wordprocessingDrawing" xmlns:wp="http://schemas.openxmlformats.org/drawingml/2006/wordprocessingDrawing" xmlns:w10="urn:schemas-microsoft-com:office:word" xmlns:w="http://schemas.openxmlformats.org/wordprocessingml/2006/main" xmlns:w14="http://schemas.microsoft.com/office/word/2010/wordml" xmlns:w15="http://schemas.microsoft.com/office/word/2012/wordml" xmlns:w16cex="http://schemas.microsoft.com/office/word/2018/wordml/cex" xmlns:w16cid="http://schemas.microsoft.com/office/word/2016/wordml/cid" xmlns:w16="http://schemas.microsoft.com/office/word/2018/wordml" xmlns:w16du="http://schemas.microsoft.com/office/word/2023/wordml/word16du" xmlns:w16sdtdh="http://schemas.microsoft.com/office/word/2020/wordml/sdtdatahash" xmlns:w16sdtfl="http://schemas.microsoft.com/office/word/2024/wordml/sdtformatlock" xmlns:w16se="http://schemas.microsoft.com/office/word/2015/wordml/symex" xmlns:wpg="http://schemas.microsoft.com/office/word/2010/wordprocessingGroup" xmlns:wpi="http://schemas.microsoft.com/office/word/2010/wordprocessingInk" xmlns:wne="http://schemas.microsoft.com/office/word/2006/wordml" xmlns:wps="http://schemas.microsoft.com/office/word/2010/wordprocessingShape" mc:Ignorable="w14 w15 w16se w16cid w16 w16cex w16sdtdh w16sdtfl w16du wp14">
+<w:ftr xmlns:wpc="http://schemas.microsoft.com/office/word/2010/wordprocessingCanvas" xmlns:cx="http://schemas.microsoft.com/office/drawing/2014/chartex" xmlns:cx1="http://schemas.microsoft.com/office/drawing/2015/9/8/chartex" xmlns:cx2="http://schemas.microsoft.com/office/drawing/2015/10/21/chartex" xmlns:cx3="http://schemas.microsoft.com/office/drawing/2016/5/9/chartex" xmlns:cx4="http://schemas.microsoft.com/office/drawing/2016/5/10/chartex" xmlns:cx5="http://schemas.microsoft.com/office/drawing/2016/5/11/chartex" xmlns:cx6="http://schemas.microsoft.com/office/drawing/2016/5/12/chartex" xmlns:cx7="http://schemas.microsoft.com/office/drawing/2016/5/13/chartex" xmlns:cx8="http://schemas.microsoft.com/office/drawing/2016/5/14/chartex" xmlns:mc="http://schemas.openxmlformats.org/markup-compatibility/2006" xmlns:m="http://schemas.openxmlformats.org/officeDocument/2006/math" xmlns:aink="http://schemas.microsoft.com/office/drawing/2016/ink" xmlns:am3d="http://schemas.microsoft.com/office/drawing/2017/model3d" xmlns:oel="http://schemas.microsoft.com/office/2019/extlst" xmlns:r="http://schemas.openxmlformats.org/officeDocument/2006/relationships" xmlns:wp14="http://schemas.microsoft.com/office/word/2010/wordprocessingDrawing" xmlns:wp="http://schemas.openxmlformats.org/drawingml/2006/wordprocessingDrawing" xmlns:wpg="http://schemas.microsoft.com/office/word/2010/wordprocessingGroup" xmlns:wpi="http://schemas.microsoft.com/office/word/2010/wordprocessingInk" xmlns:wps="http://schemas.microsoft.com/office/word/2010/wordprocessingShape" xmlns:o="urn:schemas-microsoft-com:office:office" xmlns:v="urn:schemas-microsoft-com:vml" xmlns:w10="urn:schemas-microsoft-com:office:word" xmlns:w="http://schemas.openxmlformats.org/wordprocessingml/2006/main" xmlns:w14="http://schemas.microsoft.com/office/word/2010/wordml" xmlns:w15="http://schemas.microsoft.com/office/word/2012/wordml" xmlns:w16cex="http://schemas.microsoft.com/office/word/2018/wordml/cex" xmlns:w16cid="http://schemas.microsoft.com/office/word/2016/wordml/cid" xmlns:w16="http://schemas.microsoft.com/office/word/2018/wordml" xmlns:w16sdtdh="http://schemas.microsoft.com/office/word/2020/wordml/sdtdatahash" xmlns:w16sdtfl="http://schemas.microsoft.com/office/word/2024/wordml/sdtformatlock" xmlns:w16se="http://schemas.microsoft.com/office/word/2015/wordml/symex" xmlns:w16du="http://schemas.microsoft.com/office/word/2023/wordml/word16du" xmlns:wne="http://schemas.microsoft.com/office/word/2006/wordml" mc:Ignorable="w14 w15 w16se w16cid w16 w16cex w16sdtdh w16sdtfl w16du wp14">
   <w:p>
     <w:pPr>
       <w:pStyle w:val="Footer"/>
@@ -2378,7 +2364,7 @@
 </file>
 
 <file path=word/footer2.xml><?xml version="1.0" encoding="utf-8"?>
-<w:ftr xmlns:wpc="http://schemas.microsoft.com/office/word/2010/wordprocessingCanvas" xmlns:cx="http://schemas.microsoft.com/office/drawing/2014/chartex" xmlns:cx1="http://schemas.microsoft.com/office/drawing/2015/9/8/chartex" xmlns:cx2="http://schemas.microsoft.com/office/drawing/2015/10/21/chartex" xmlns:cx3="http://schemas.microsoft.com/office/drawing/2016/5/9/chartex" xmlns:cx4="http://schemas.microsoft.com/office/drawing/2016/5/10/chartex" xmlns:cx5="http://schemas.microsoft.com/office/drawing/2016/5/11/chartex" xmlns:cx6="http://schemas.microsoft.com/office/drawing/2016/5/12/chartex" xmlns:cx7="http://schemas.microsoft.com/office/drawing/2016/5/13/chartex" xmlns:cx8="http://schemas.microsoft.com/office/drawing/2016/5/14/chartex" xmlns:mc="http://schemas.openxmlformats.org/markup-compatibility/2006" xmlns:aink="http://schemas.microsoft.com/office/drawing/2016/ink" xmlns:am3d="http://schemas.microsoft.com/office/drawing/2017/model3d" xmlns:o="urn:schemas-microsoft-com:office:office" xmlns:oel="http://schemas.microsoft.com/office/2019/extlst" xmlns:r="http://schemas.openxmlformats.org/officeDocument/2006/relationships" xmlns:m="http://schemas.openxmlformats.org/officeDocument/2006/math" xmlns:v="urn:schemas-microsoft-com:vml" xmlns:wp14="http://schemas.microsoft.com/office/word/2010/wordprocessingDrawing" xmlns:wp="http://schemas.openxmlformats.org/drawingml/2006/wordprocessingDrawing" xmlns:w10="urn:schemas-microsoft-com:office:word" xmlns:w="http://schemas.openxmlformats.org/wordprocessingml/2006/main" xmlns:w14="http://schemas.microsoft.com/office/word/2010/wordml" xmlns:w15="http://schemas.microsoft.com/office/word/2012/wordml" xmlns:w16cex="http://schemas.microsoft.com/office/word/2018/wordml/cex" xmlns:w16cid="http://schemas.microsoft.com/office/word/2016/wordml/cid" xmlns:w16="http://schemas.microsoft.com/office/word/2018/wordml" xmlns:w16du="http://schemas.microsoft.com/office/word/2023/wordml/word16du" xmlns:w16sdtdh="http://schemas.microsoft.com/office/word/2020/wordml/sdtdatahash" xmlns:w16sdtfl="http://schemas.microsoft.com/office/word/2024/wordml/sdtformatlock" xmlns:w16se="http://schemas.microsoft.com/office/word/2015/wordml/symex" xmlns:wpg="http://schemas.microsoft.com/office/word/2010/wordprocessingGroup" xmlns:wpi="http://schemas.microsoft.com/office/word/2010/wordprocessingInk" xmlns:wne="http://schemas.microsoft.com/office/word/2006/wordml" xmlns:wps="http://schemas.microsoft.com/office/word/2010/wordprocessingShape" mc:Ignorable="w14 w15 w16se w16cid w16 w16cex w16sdtdh w16sdtfl w16du wp14">
+<w:ftr xmlns:wpc="http://schemas.microsoft.com/office/word/2010/wordprocessingCanvas" xmlns:cx="http://schemas.microsoft.com/office/drawing/2014/chartex" xmlns:cx1="http://schemas.microsoft.com/office/drawing/2015/9/8/chartex" xmlns:cx2="http://schemas.microsoft.com/office/drawing/2015/10/21/chartex" xmlns:cx3="http://schemas.microsoft.com/office/drawing/2016/5/9/chartex" xmlns:cx4="http://schemas.microsoft.com/office/drawing/2016/5/10/chartex" xmlns:cx5="http://schemas.microsoft.com/office/drawing/2016/5/11/chartex" xmlns:cx6="http://schemas.microsoft.com/office/drawing/2016/5/12/chartex" xmlns:cx7="http://schemas.microsoft.com/office/drawing/2016/5/13/chartex" xmlns:cx8="http://schemas.microsoft.com/office/drawing/2016/5/14/chartex" xmlns:mc="http://schemas.openxmlformats.org/markup-compatibility/2006" xmlns:m="http://schemas.openxmlformats.org/officeDocument/2006/math" xmlns:aink="http://schemas.microsoft.com/office/drawing/2016/ink" xmlns:am3d="http://schemas.microsoft.com/office/drawing/2017/model3d" xmlns:oel="http://schemas.microsoft.com/office/2019/extlst" xmlns:r="http://schemas.openxmlformats.org/officeDocument/2006/relationships" xmlns:wp14="http://schemas.microsoft.com/office/word/2010/wordprocessingDrawing" xmlns:wp="http://schemas.openxmlformats.org/drawingml/2006/wordprocessingDrawing" xmlns:wpg="http://schemas.microsoft.com/office/word/2010/wordprocessingGroup" xmlns:wpi="http://schemas.microsoft.com/office/word/2010/wordprocessingInk" xmlns:wps="http://schemas.microsoft.com/office/word/2010/wordprocessingShape" xmlns:o="urn:schemas-microsoft-com:office:office" xmlns:v="urn:schemas-microsoft-com:vml" xmlns:w10="urn:schemas-microsoft-com:office:word" xmlns:w="http://schemas.openxmlformats.org/wordprocessingml/2006/main" xmlns:w14="http://schemas.microsoft.com/office/word/2010/wordml" xmlns:w15="http://schemas.microsoft.com/office/word/2012/wordml" xmlns:w16cex="http://schemas.microsoft.com/office/word/2018/wordml/cex" xmlns:w16cid="http://schemas.microsoft.com/office/word/2016/wordml/cid" xmlns:w16="http://schemas.microsoft.com/office/word/2018/wordml" xmlns:w16sdtdh="http://schemas.microsoft.com/office/word/2020/wordml/sdtdatahash" xmlns:w16sdtfl="http://schemas.microsoft.com/office/word/2024/wordml/sdtformatlock" xmlns:w16se="http://schemas.microsoft.com/office/word/2015/wordml/symex" xmlns:w16du="http://schemas.microsoft.com/office/word/2023/wordml/word16du" xmlns:wne="http://schemas.microsoft.com/office/word/2006/wordml" mc:Ignorable="w14 w15 w16se w16cid w16 w16cex w16sdtdh w16sdtfl w16du wp14">
   <w:tbl>
     <w:tblPr>
       <w:tblW w:w="0" w:type="auto"/>
@@ -2439,7 +2425,7 @@
 </file>
 
 <file path=word/footer3.xml><?xml version="1.0" encoding="utf-8"?>
-<w:ftr xmlns:wpc="http://schemas.microsoft.com/office/word/2010/wordprocessingCanvas" xmlns:cx="http://schemas.microsoft.com/office/drawing/2014/chartex" xmlns:cx1="http://schemas.microsoft.com/office/drawing/2015/9/8/chartex" xmlns:cx2="http://schemas.microsoft.com/office/drawing/2015/10/21/chartex" xmlns:cx3="http://schemas.microsoft.com/office/drawing/2016/5/9/chartex" xmlns:cx4="http://schemas.microsoft.com/office/drawing/2016/5/10/chartex" xmlns:cx5="http://schemas.microsoft.com/office/drawing/2016/5/11/chartex" xmlns:cx6="http://schemas.microsoft.com/office/drawing/2016/5/12/chartex" xmlns:cx7="http://schemas.microsoft.com/office/drawing/2016/5/13/chartex" xmlns:cx8="http://schemas.microsoft.com/office/drawing/2016/5/14/chartex" xmlns:mc="http://schemas.openxmlformats.org/markup-compatibility/2006" xmlns:aink="http://schemas.microsoft.com/office/drawing/2016/ink" xmlns:am3d="http://schemas.microsoft.com/office/drawing/2017/model3d" xmlns:o="urn:schemas-microsoft-com:office:office" xmlns:oel="http://schemas.microsoft.com/office/2019/extlst" xmlns:r="http://schemas.openxmlformats.org/officeDocument/2006/relationships" xmlns:m="http://schemas.openxmlformats.org/officeDocument/2006/math" xmlns:v="urn:schemas-microsoft-com:vml" xmlns:wp14="http://schemas.microsoft.com/office/word/2010/wordprocessingDrawing" xmlns:wp="http://schemas.openxmlformats.org/drawingml/2006/wordprocessingDrawing" xmlns:w10="urn:schemas-microsoft-com:office:word" xmlns:w="http://schemas.openxmlformats.org/wordprocessingml/2006/main" xmlns:w14="http://schemas.microsoft.com/office/word/2010/wordml" xmlns:w15="http://schemas.microsoft.com/office/word/2012/wordml" xmlns:w16cex="http://schemas.microsoft.com/office/word/2018/wordml/cex" xmlns:w16cid="http://schemas.microsoft.com/office/word/2016/wordml/cid" xmlns:w16="http://schemas.microsoft.com/office/word/2018/wordml" xmlns:w16du="http://schemas.microsoft.com/office/word/2023/wordml/word16du" xmlns:w16sdtdh="http://schemas.microsoft.com/office/word/2020/wordml/sdtdatahash" xmlns:w16sdtfl="http://schemas.microsoft.com/office/word/2024/wordml/sdtformatlock" xmlns:w16se="http://schemas.microsoft.com/office/word/2015/wordml/symex" xmlns:wpg="http://schemas.microsoft.com/office/word/2010/wordprocessingGroup" xmlns:wpi="http://schemas.microsoft.com/office/word/2010/wordprocessingInk" xmlns:wne="http://schemas.microsoft.com/office/word/2006/wordml" xmlns:wps="http://schemas.microsoft.com/office/word/2010/wordprocessingShape" mc:Ignorable="w14 w15 w16se w16cid w16 w16cex w16sdtdh w16sdtfl w16du wp14">
+<w:ftr xmlns:wpc="http://schemas.microsoft.com/office/word/2010/wordprocessingCanvas" xmlns:cx="http://schemas.microsoft.com/office/drawing/2014/chartex" xmlns:cx1="http://schemas.microsoft.com/office/drawing/2015/9/8/chartex" xmlns:cx2="http://schemas.microsoft.com/office/drawing/2015/10/21/chartex" xmlns:cx3="http://schemas.microsoft.com/office/drawing/2016/5/9/chartex" xmlns:cx4="http://schemas.microsoft.com/office/drawing/2016/5/10/chartex" xmlns:cx5="http://schemas.microsoft.com/office/drawing/2016/5/11/chartex" xmlns:cx6="http://schemas.microsoft.com/office/drawing/2016/5/12/chartex" xmlns:cx7="http://schemas.microsoft.com/office/drawing/2016/5/13/chartex" xmlns:cx8="http://schemas.microsoft.com/office/drawing/2016/5/14/chartex" xmlns:mc="http://schemas.openxmlformats.org/markup-compatibility/2006" xmlns:m="http://schemas.openxmlformats.org/officeDocument/2006/math" xmlns:aink="http://schemas.microsoft.com/office/drawing/2016/ink" xmlns:am3d="http://schemas.microsoft.com/office/drawing/2017/model3d" xmlns:oel="http://schemas.microsoft.com/office/2019/extlst" xmlns:r="http://schemas.openxmlformats.org/officeDocument/2006/relationships" xmlns:wp14="http://schemas.microsoft.com/office/word/2010/wordprocessingDrawing" xmlns:wp="http://schemas.openxmlformats.org/drawingml/2006/wordprocessingDrawing" xmlns:wpg="http://schemas.microsoft.com/office/word/2010/wordprocessingGroup" xmlns:wpi="http://schemas.microsoft.com/office/word/2010/wordprocessingInk" xmlns:wps="http://schemas.microsoft.com/office/word/2010/wordprocessingShape" xmlns:o="urn:schemas-microsoft-com:office:office" xmlns:v="urn:schemas-microsoft-com:vml" xmlns:w10="urn:schemas-microsoft-com:office:word" xmlns:w="http://schemas.openxmlformats.org/wordprocessingml/2006/main" xmlns:w14="http://schemas.microsoft.com/office/word/2010/wordml" xmlns:w15="http://schemas.microsoft.com/office/word/2012/wordml" xmlns:w16cex="http://schemas.microsoft.com/office/word/2018/wordml/cex" xmlns:w16cid="http://schemas.microsoft.com/office/word/2016/wordml/cid" xmlns:w16="http://schemas.microsoft.com/office/word/2018/wordml" xmlns:w16sdtdh="http://schemas.microsoft.com/office/word/2020/wordml/sdtdatahash" xmlns:w16sdtfl="http://schemas.microsoft.com/office/word/2024/wordml/sdtformatlock" xmlns:w16se="http://schemas.microsoft.com/office/word/2015/wordml/symex" xmlns:w16du="http://schemas.microsoft.com/office/word/2023/wordml/word16du" xmlns:wne="http://schemas.microsoft.com/office/word/2006/wordml" mc:Ignorable="w14 w15 w16se w16cid w16 w16cex w16sdtdh w16sdtfl w16du wp14">
   <w:p>
     <w:pPr>
       <w:pStyle w:val="Footer"/>
@@ -2449,7 +2435,7 @@
 </file>
 
 <file path=word/footnotes.xml><?xml version="1.0" encoding="utf-8"?>
-<w:footnotes xmlns:wpc="http://schemas.microsoft.com/office/word/2010/wordprocessingCanvas" xmlns:cx="http://schemas.microsoft.com/office/drawing/2014/chartex" xmlns:cx1="http://schemas.microsoft.com/office/drawing/2015/9/8/chartex" xmlns:cx2="http://schemas.microsoft.com/office/drawing/2015/10/21/chartex" xmlns:cx3="http://schemas.microsoft.com/office/drawing/2016/5/9/chartex" xmlns:cx4="http://schemas.microsoft.com/office/drawing/2016/5/10/chartex" xmlns:cx5="http://schemas.microsoft.com/office/drawing/2016/5/11/chartex" xmlns:cx6="http://schemas.microsoft.com/office/drawing/2016/5/12/chartex" xmlns:cx7="http://schemas.microsoft.com/office/drawing/2016/5/13/chartex" xmlns:cx8="http://schemas.microsoft.com/office/drawing/2016/5/14/chartex" xmlns:mc="http://schemas.openxmlformats.org/markup-compatibility/2006" xmlns:aink="http://schemas.microsoft.com/office/drawing/2016/ink" xmlns:am3d="http://schemas.microsoft.com/office/drawing/2017/model3d" xmlns:o="urn:schemas-microsoft-com:office:office" xmlns:oel="http://schemas.microsoft.com/office/2019/extlst" xmlns:r="http://schemas.openxmlformats.org/officeDocument/2006/relationships" xmlns:m="http://schemas.openxmlformats.org/officeDocument/2006/math" xmlns:v="urn:schemas-microsoft-com:vml" xmlns:wp14="http://schemas.microsoft.com/office/word/2010/wordprocessingDrawing" xmlns:wp="http://schemas.openxmlformats.org/drawingml/2006/wordprocessingDrawing" xmlns:w10="urn:schemas-microsoft-com:office:word" xmlns:w="http://schemas.openxmlformats.org/wordprocessingml/2006/main" xmlns:w14="http://schemas.microsoft.com/office/word/2010/wordml" xmlns:w15="http://schemas.microsoft.com/office/word/2012/wordml" xmlns:w16cex="http://schemas.microsoft.com/office/word/2018/wordml/cex" xmlns:w16cid="http://schemas.microsoft.com/office/word/2016/wordml/cid" xmlns:w16="http://schemas.microsoft.com/office/word/2018/wordml" xmlns:w16du="http://schemas.microsoft.com/office/word/2023/wordml/word16du" xmlns:w16sdtdh="http://schemas.microsoft.com/office/word/2020/wordml/sdtdatahash" xmlns:w16sdtfl="http://schemas.microsoft.com/office/word/2024/wordml/sdtformatlock" xmlns:w16se="http://schemas.microsoft.com/office/word/2015/wordml/symex" xmlns:wpg="http://schemas.microsoft.com/office/word/2010/wordprocessingGroup" xmlns:wpi="http://schemas.microsoft.com/office/word/2010/wordprocessingInk" xmlns:wne="http://schemas.microsoft.com/office/word/2006/wordml" xmlns:wps="http://schemas.microsoft.com/office/word/2010/wordprocessingShape" mc:Ignorable="w14 w15 w16se w16cid w16 w16cex w16sdtdh w16sdtfl w16du wp14">
+<w:footnotes xmlns:wpc="http://schemas.microsoft.com/office/word/2010/wordprocessingCanvas" xmlns:cx="http://schemas.microsoft.com/office/drawing/2014/chartex" xmlns:cx1="http://schemas.microsoft.com/office/drawing/2015/9/8/chartex" xmlns:cx2="http://schemas.microsoft.com/office/drawing/2015/10/21/chartex" xmlns:cx3="http://schemas.microsoft.com/office/drawing/2016/5/9/chartex" xmlns:cx4="http://schemas.microsoft.com/office/drawing/2016/5/10/chartex" xmlns:cx5="http://schemas.microsoft.com/office/drawing/2016/5/11/chartex" xmlns:cx6="http://schemas.microsoft.com/office/drawing/2016/5/12/chartex" xmlns:cx7="http://schemas.microsoft.com/office/drawing/2016/5/13/chartex" xmlns:cx8="http://schemas.microsoft.com/office/drawing/2016/5/14/chartex" xmlns:mc="http://schemas.openxmlformats.org/markup-compatibility/2006" xmlns:m="http://schemas.openxmlformats.org/officeDocument/2006/math" xmlns:aink="http://schemas.microsoft.com/office/drawing/2016/ink" xmlns:am3d="http://schemas.microsoft.com/office/drawing/2017/model3d" xmlns:oel="http://schemas.microsoft.com/office/2019/extlst" xmlns:r="http://schemas.openxmlformats.org/officeDocument/2006/relationships" xmlns:wp14="http://schemas.microsoft.com/office/word/2010/wordprocessingDrawing" xmlns:wp="http://schemas.openxmlformats.org/drawingml/2006/wordprocessingDrawing" xmlns:wpg="http://schemas.microsoft.com/office/word/2010/wordprocessingGroup" xmlns:wpi="http://schemas.microsoft.com/office/word/2010/wordprocessingInk" xmlns:wps="http://schemas.microsoft.com/office/word/2010/wordprocessingShape" xmlns:o="urn:schemas-microsoft-com:office:office" xmlns:v="urn:schemas-microsoft-com:vml" xmlns:w10="urn:schemas-microsoft-com:office:word" xmlns:w="http://schemas.openxmlformats.org/wordprocessingml/2006/main" xmlns:w14="http://schemas.microsoft.com/office/word/2010/wordml" xmlns:w15="http://schemas.microsoft.com/office/word/2012/wordml" xmlns:w16cex="http://schemas.microsoft.com/office/word/2018/wordml/cex" xmlns:w16cid="http://schemas.microsoft.com/office/word/2016/wordml/cid" xmlns:w16="http://schemas.microsoft.com/office/word/2018/wordml" xmlns:w16sdtdh="http://schemas.microsoft.com/office/word/2020/wordml/sdtdatahash" xmlns:w16sdtfl="http://schemas.microsoft.com/office/word/2024/wordml/sdtformatlock" xmlns:w16se="http://schemas.microsoft.com/office/word/2015/wordml/symex" xmlns:w16du="http://schemas.microsoft.com/office/word/2023/wordml/word16du" xmlns:wne="http://schemas.microsoft.com/office/word/2006/wordml" mc:Ignorable="w14 w15 w16se w16cid w16 w16cex w16sdtdh w16sdtfl w16du wp14">
   <w:footnote w:type="separator" w:id="-1">
     <w:p>
       <w:pPr>
@@ -2474,7 +2460,17 @@
 </file>
 
 <file path=word/header1.xml><?xml version="1.0" encoding="utf-8"?>
-<w:hdr xmlns:wpc="http://schemas.microsoft.com/office/word/2010/wordprocessingCanvas" xmlns:cx="http://schemas.microsoft.com/office/drawing/2014/chartex" xmlns:cx1="http://schemas.microsoft.com/office/drawing/2015/9/8/chartex" xmlns:cx2="http://schemas.microsoft.com/office/drawing/2015/10/21/chartex" xmlns:cx3="http://schemas.microsoft.com/office/drawing/2016/5/9/chartex" xmlns:cx4="http://schemas.microsoft.com/office/drawing/2016/5/10/chartex" xmlns:cx5="http://schemas.microsoft.com/office/drawing/2016/5/11/chartex" xmlns:cx6="http://schemas.microsoft.com/office/drawing/2016/5/12/chartex" xmlns:cx7="http://schemas.microsoft.com/office/drawing/2016/5/13/chartex" xmlns:cx8="http://schemas.microsoft.com/office/drawing/2016/5/14/chartex" xmlns:mc="http://schemas.openxmlformats.org/markup-compatibility/2006" xmlns:aink="http://schemas.microsoft.com/office/drawing/2016/ink" xmlns:am3d="http://schemas.microsoft.com/office/drawing/2017/model3d" xmlns:o="urn:schemas-microsoft-com:office:office" xmlns:oel="http://schemas.microsoft.com/office/2019/extlst" xmlns:r="http://schemas.openxmlformats.org/officeDocument/2006/relationships" xmlns:m="http://schemas.openxmlformats.org/officeDocument/2006/math" xmlns:v="urn:schemas-microsoft-com:vml" xmlns:wp14="http://schemas.microsoft.com/office/word/2010/wordprocessingDrawing" xmlns:wp="http://schemas.openxmlformats.org/drawingml/2006/wordprocessingDrawing" xmlns:w10="urn:schemas-microsoft-com:office:word" xmlns:w="http://schemas.openxmlformats.org/wordprocessingml/2006/main" xmlns:w14="http://schemas.microsoft.com/office/word/2010/wordml" xmlns:w15="http://schemas.microsoft.com/office/word/2012/wordml" xmlns:w16cex="http://schemas.microsoft.com/office/word/2018/wordml/cex" xmlns:w16cid="http://schemas.microsoft.com/office/word/2016/wordml/cid" xmlns:w16="http://schemas.microsoft.com/office/word/2018/wordml" xmlns:w16du="http://schemas.microsoft.com/office/word/2023/wordml/word16du" xmlns:w16sdtdh="http://schemas.microsoft.com/office/word/2020/wordml/sdtdatahash" xmlns:w16sdtfl="http://schemas.microsoft.com/office/word/2024/wordml/sdtformatlock" xmlns:w16se="http://schemas.microsoft.com/office/word/2015/wordml/symex" xmlns:wpg="http://schemas.microsoft.com/office/word/2010/wordprocessingGroup" xmlns:wpi="http://schemas.microsoft.com/office/word/2010/wordprocessingInk" xmlns:wne="http://schemas.microsoft.com/office/word/2006/wordml" xmlns:wps="http://schemas.microsoft.com/office/word/2010/wordprocessingShape" mc:Ignorable="w14 w15 w16se w16cid w16 w16cex w16sdtdh w16sdtfl w16du wp14">
+<w:hdr xmlns:wpc="http://schemas.microsoft.com/office/word/2010/wordprocessingCanvas" xmlns:cx="http://schemas.microsoft.com/office/drawing/2014/chartex" xmlns:cx1="http://schemas.microsoft.com/office/drawing/2015/9/8/chartex" xmlns:cx2="http://schemas.microsoft.com/office/drawing/2015/10/21/chartex" xmlns:cx3="http://schemas.microsoft.com/office/drawing/2016/5/9/chartex" xmlns:cx4="http://schemas.microsoft.com/office/drawing/2016/5/10/chartex" xmlns:cx5="http://schemas.microsoft.com/office/drawing/2016/5/11/chartex" xmlns:cx6="http://schemas.microsoft.com/office/drawing/2016/5/12/chartex" xmlns:cx7="http://schemas.microsoft.com/office/drawing/2016/5/13/chartex" xmlns:cx8="http://schemas.microsoft.com/office/drawing/2016/5/14/chartex" xmlns:mc="http://schemas.openxmlformats.org/markup-compatibility/2006" xmlns:m="http://schemas.openxmlformats.org/officeDocument/2006/math" xmlns:aink="http://schemas.microsoft.com/office/drawing/2016/ink" xmlns:am3d="http://schemas.microsoft.com/office/drawing/2017/model3d" xmlns:oel="http://schemas.microsoft.com/office/2019/extlst" xmlns:r="http://schemas.openxmlformats.org/officeDocument/2006/relationships" xmlns:wp14="http://schemas.microsoft.com/office/word/2010/wordprocessingDrawing" xmlns:wp="http://schemas.openxmlformats.org/drawingml/2006/wordprocessingDrawing" xmlns:wpg="http://schemas.microsoft.com/office/word/2010/wordprocessingGroup" xmlns:wpi="http://schemas.microsoft.com/office/word/2010/wordprocessingInk" xmlns:wps="http://schemas.microsoft.com/office/word/2010/wordprocessingShape" xmlns:o="urn:schemas-microsoft-com:office:office" xmlns:v="urn:schemas-microsoft-com:vml" xmlns:w10="urn:schemas-microsoft-com:office:word" xmlns:w="http://schemas.openxmlformats.org/wordprocessingml/2006/main" xmlns:w14="http://schemas.microsoft.com/office/word/2010/wordml" xmlns:w15="http://schemas.microsoft.com/office/word/2012/wordml" xmlns:w16cex="http://schemas.microsoft.com/office/word/2018/wordml/cex" xmlns:w16cid="http://schemas.microsoft.com/office/word/2016/wordml/cid" xmlns:w16="http://schemas.microsoft.com/office/word/2018/wordml" xmlns:w16sdtdh="http://schemas.microsoft.com/office/word/2020/wordml/sdtdatahash" xmlns:w16sdtfl="http://schemas.microsoft.com/office/word/2024/wordml/sdtformatlock" xmlns:w16se="http://schemas.microsoft.com/office/word/2015/wordml/symex" xmlns:w16du="http://schemas.microsoft.com/office/word/2023/wordml/word16du" xmlns:wne="http://schemas.microsoft.com/office/word/2006/wordml" mc:Ignorable="w14 w15 w16se w16cid w16 w16cex w16sdtdh w16sdtfl w16du wp14">
+  <w:p>
+    <w:pPr>
+      <w:pStyle w:val="Header"/>
+    </w:pPr>
+  </w:p>
+</w:hdr>
+</file>
+
+<file path=word/header2.xml><?xml version="1.0" encoding="utf-8"?>
+<w:hdr xmlns:wpc="http://schemas.microsoft.com/office/word/2010/wordprocessingCanvas" xmlns:cx="http://schemas.microsoft.com/office/drawing/2014/chartex" xmlns:cx1="http://schemas.microsoft.com/office/drawing/2015/9/8/chartex" xmlns:cx2="http://schemas.microsoft.com/office/drawing/2015/10/21/chartex" xmlns:cx3="http://schemas.microsoft.com/office/drawing/2016/5/9/chartex" xmlns:cx4="http://schemas.microsoft.com/office/drawing/2016/5/10/chartex" xmlns:cx5="http://schemas.microsoft.com/office/drawing/2016/5/11/chartex" xmlns:cx6="http://schemas.microsoft.com/office/drawing/2016/5/12/chartex" xmlns:cx7="http://schemas.microsoft.com/office/drawing/2016/5/13/chartex" xmlns:cx8="http://schemas.microsoft.com/office/drawing/2016/5/14/chartex" xmlns:mc="http://schemas.openxmlformats.org/markup-compatibility/2006" xmlns:m="http://schemas.openxmlformats.org/officeDocument/2006/math" xmlns:aink="http://schemas.microsoft.com/office/drawing/2016/ink" xmlns:am3d="http://schemas.microsoft.com/office/drawing/2017/model3d" xmlns:oel="http://schemas.microsoft.com/office/2019/extlst" xmlns:r="http://schemas.openxmlformats.org/officeDocument/2006/relationships" xmlns:wp14="http://schemas.microsoft.com/office/word/2010/wordprocessingDrawing" xmlns:wp="http://schemas.openxmlformats.org/drawingml/2006/wordprocessingDrawing" xmlns:wpg="http://schemas.microsoft.com/office/word/2010/wordprocessingGroup" xmlns:wpi="http://schemas.microsoft.com/office/word/2010/wordprocessingInk" xmlns:wps="http://schemas.microsoft.com/office/word/2010/wordprocessingShape" xmlns:o="urn:schemas-microsoft-com:office:office" xmlns:v="urn:schemas-microsoft-com:vml" xmlns:w10="urn:schemas-microsoft-com:office:word" xmlns:w="http://schemas.openxmlformats.org/wordprocessingml/2006/main" xmlns:w14="http://schemas.microsoft.com/office/word/2010/wordml" xmlns:w15="http://schemas.microsoft.com/office/word/2012/wordml" xmlns:w16cex="http://schemas.microsoft.com/office/word/2018/wordml/cex" xmlns:w16cid="http://schemas.microsoft.com/office/word/2016/wordml/cid" xmlns:w16="http://schemas.microsoft.com/office/word/2018/wordml" xmlns:w16sdtdh="http://schemas.microsoft.com/office/word/2020/wordml/sdtdatahash" xmlns:w16sdtfl="http://schemas.microsoft.com/office/word/2024/wordml/sdtformatlock" xmlns:w16se="http://schemas.microsoft.com/office/word/2015/wordml/symex" xmlns:w16du="http://schemas.microsoft.com/office/word/2023/wordml/word16du" xmlns:wne="http://schemas.microsoft.com/office/word/2006/wordml" mc:Ignorable="w14 w15 w16se w16cid w16 w16cex w16sdtdh w16sdtfl w16du wp14">
   <w:p>
     <w:pPr>
       <w:pStyle w:val="Empty"/>
@@ -2534,6 +2530,16 @@
 </w:hdr>
 </file>
 
+<file path=word/header3.xml><?xml version="1.0" encoding="utf-8"?>
+<w:hdr xmlns:wpc="http://schemas.microsoft.com/office/word/2010/wordprocessingCanvas" xmlns:cx="http://schemas.microsoft.com/office/drawing/2014/chartex" xmlns:cx1="http://schemas.microsoft.com/office/drawing/2015/9/8/chartex" xmlns:cx2="http://schemas.microsoft.com/office/drawing/2015/10/21/chartex" xmlns:cx3="http://schemas.microsoft.com/office/drawing/2016/5/9/chartex" xmlns:cx4="http://schemas.microsoft.com/office/drawing/2016/5/10/chartex" xmlns:cx5="http://schemas.microsoft.com/office/drawing/2016/5/11/chartex" xmlns:cx6="http://schemas.microsoft.com/office/drawing/2016/5/12/chartex" xmlns:cx7="http://schemas.microsoft.com/office/drawing/2016/5/13/chartex" xmlns:cx8="http://schemas.microsoft.com/office/drawing/2016/5/14/chartex" xmlns:mc="http://schemas.openxmlformats.org/markup-compatibility/2006" xmlns:m="http://schemas.openxmlformats.org/officeDocument/2006/math" xmlns:aink="http://schemas.microsoft.com/office/drawing/2016/ink" xmlns:am3d="http://schemas.microsoft.com/office/drawing/2017/model3d" xmlns:oel="http://schemas.microsoft.com/office/2019/extlst" xmlns:r="http://schemas.openxmlformats.org/officeDocument/2006/relationships" xmlns:wp14="http://schemas.microsoft.com/office/word/2010/wordprocessingDrawing" xmlns:wp="http://schemas.openxmlformats.org/drawingml/2006/wordprocessingDrawing" xmlns:wpg="http://schemas.microsoft.com/office/word/2010/wordprocessingGroup" xmlns:wpi="http://schemas.microsoft.com/office/word/2010/wordprocessingInk" xmlns:wps="http://schemas.microsoft.com/office/word/2010/wordprocessingShape" xmlns:o="urn:schemas-microsoft-com:office:office" xmlns:v="urn:schemas-microsoft-com:vml" xmlns:w10="urn:schemas-microsoft-com:office:word" xmlns:w="http://schemas.openxmlformats.org/wordprocessingml/2006/main" xmlns:w14="http://schemas.microsoft.com/office/word/2010/wordml" xmlns:w15="http://schemas.microsoft.com/office/word/2012/wordml" xmlns:w16cex="http://schemas.microsoft.com/office/word/2018/wordml/cex" xmlns:w16cid="http://schemas.microsoft.com/office/word/2016/wordml/cid" xmlns:w16="http://schemas.microsoft.com/office/word/2018/wordml" xmlns:w16sdtdh="http://schemas.microsoft.com/office/word/2020/wordml/sdtdatahash" xmlns:w16sdtfl="http://schemas.microsoft.com/office/word/2024/wordml/sdtformatlock" xmlns:w16se="http://schemas.microsoft.com/office/word/2015/wordml/symex" xmlns:w16du="http://schemas.microsoft.com/office/word/2023/wordml/word16du" xmlns:wne="http://schemas.microsoft.com/office/word/2006/wordml" mc:Ignorable="w14 w15 w16se w16cid w16 w16cex w16sdtdh w16sdtfl w16du wp14">
+  <w:p>
+    <w:pPr>
+      <w:pStyle w:val="Header"/>
+    </w:pPr>
+  </w:p>
+</w:hdr>
+</file>
+
 <file path=word/intelligence2.xml><?xml version="1.0" encoding="utf-8"?>
 <int2:intelligence xmlns:int2="http://schemas.microsoft.com/office/intelligence/2020/intelligence" xmlns:oel="http://schemas.microsoft.com/office/2019/extlst">
   <int2:observations>
@@ -2547,7 +2553,7 @@
 </file>
 
 <file path=word/numbering.xml><?xml version="1.0" encoding="utf-8"?>
-<w:numbering xmlns:wpc="http://schemas.microsoft.com/office/word/2010/wordprocessingCanvas" xmlns:cx="http://schemas.microsoft.com/office/drawing/2014/chartex" xmlns:cx1="http://schemas.microsoft.com/office/drawing/2015/9/8/chartex" xmlns:cx2="http://schemas.microsoft.com/office/drawing/2015/10/21/chartex" xmlns:cx3="http://schemas.microsoft.com/office/drawing/2016/5/9/chartex" xmlns:cx4="http://schemas.microsoft.com/office/drawing/2016/5/10/chartex" xmlns:cx5="http://schemas.microsoft.com/office/drawing/2016/5/11/chartex" xmlns:cx6="http://schemas.microsoft.com/office/drawing/2016/5/12/chartex" xmlns:cx7="http://schemas.microsoft.com/office/drawing/2016/5/13/chartex" xmlns:cx8="http://schemas.microsoft.com/office/drawing/2016/5/14/chartex" xmlns:mc="http://schemas.openxmlformats.org/markup-compatibility/2006" xmlns:aink="http://schemas.microsoft.com/office/drawing/2016/ink" xmlns:am3d="http://schemas.microsoft.com/office/drawing/2017/model3d" xmlns:o="urn:schemas-microsoft-com:office:office" xmlns:oel="http://schemas.microsoft.com/office/2019/extlst" xmlns:r="http://schemas.openxmlformats.org/officeDocument/2006/relationships" xmlns:m="http://schemas.openxmlformats.org/officeDocument/2006/math" xmlns:v="urn:schemas-microsoft-com:vml" xmlns:wp14="http://schemas.microsoft.com/office/word/2010/wordprocessingDrawing" xmlns:wp="http://schemas.openxmlformats.org/drawingml/2006/wordprocessingDrawing" xmlns:w10="urn:schemas-microsoft-com:office:word" xmlns:w="http://schemas.openxmlformats.org/wordprocessingml/2006/main" xmlns:w14="http://schemas.microsoft.com/office/word/2010/wordml" xmlns:w15="http://schemas.microsoft.com/office/word/2012/wordml" xmlns:w16cex="http://schemas.microsoft.com/office/word/2018/wordml/cex" xmlns:w16cid="http://schemas.microsoft.com/office/word/2016/wordml/cid" xmlns:w16="http://schemas.microsoft.com/office/word/2018/wordml" xmlns:w16du="http://schemas.microsoft.com/office/word/2023/wordml/word16du" xmlns:w16sdtdh="http://schemas.microsoft.com/office/word/2020/wordml/sdtdatahash" xmlns:w16sdtfl="http://schemas.microsoft.com/office/word/2024/wordml/sdtformatlock" xmlns:w16se="http://schemas.microsoft.com/office/word/2015/wordml/symex" xmlns:wpg="http://schemas.microsoft.com/office/word/2010/wordprocessingGroup" xmlns:wpi="http://schemas.microsoft.com/office/word/2010/wordprocessingInk" xmlns:wne="http://schemas.microsoft.com/office/word/2006/wordml" xmlns:wps="http://schemas.microsoft.com/office/word/2010/wordprocessingShape" mc:Ignorable="w14 w15 w16se w16cid w16 w16cex w16sdtdh w16sdtfl w16du wp14">
+<w:numbering xmlns:wpc="http://schemas.microsoft.com/office/word/2010/wordprocessingCanvas" xmlns:cx="http://schemas.microsoft.com/office/drawing/2014/chartex" xmlns:cx1="http://schemas.microsoft.com/office/drawing/2015/9/8/chartex" xmlns:cx2="http://schemas.microsoft.com/office/drawing/2015/10/21/chartex" xmlns:cx3="http://schemas.microsoft.com/office/drawing/2016/5/9/chartex" xmlns:cx4="http://schemas.microsoft.com/office/drawing/2016/5/10/chartex" xmlns:cx5="http://schemas.microsoft.com/office/drawing/2016/5/11/chartex" xmlns:cx6="http://schemas.microsoft.com/office/drawing/2016/5/12/chartex" xmlns:cx7="http://schemas.microsoft.com/office/drawing/2016/5/13/chartex" xmlns:cx8="http://schemas.microsoft.com/office/drawing/2016/5/14/chartex" xmlns:mc="http://schemas.openxmlformats.org/markup-compatibility/2006" xmlns:m="http://schemas.openxmlformats.org/officeDocument/2006/math" xmlns:aink="http://schemas.microsoft.com/office/drawing/2016/ink" xmlns:am3d="http://schemas.microsoft.com/office/drawing/2017/model3d" xmlns:oel="http://schemas.microsoft.com/office/2019/extlst" xmlns:r="http://schemas.openxmlformats.org/officeDocument/2006/relationships" xmlns:wp14="http://schemas.microsoft.com/office/word/2010/wordprocessingDrawing" xmlns:wp="http://schemas.openxmlformats.org/drawingml/2006/wordprocessingDrawing" xmlns:wpg="http://schemas.microsoft.com/office/word/2010/wordprocessingGroup" xmlns:wpi="http://schemas.microsoft.com/office/word/2010/wordprocessingInk" xmlns:wps="http://schemas.microsoft.com/office/word/2010/wordprocessingShape" xmlns:o="urn:schemas-microsoft-com:office:office" xmlns:v="urn:schemas-microsoft-com:vml" xmlns:w10="urn:schemas-microsoft-com:office:word" xmlns:w="http://schemas.openxmlformats.org/wordprocessingml/2006/main" xmlns:w14="http://schemas.microsoft.com/office/word/2010/wordml" xmlns:w15="http://schemas.microsoft.com/office/word/2012/wordml" xmlns:w16cex="http://schemas.microsoft.com/office/word/2018/wordml/cex" xmlns:w16cid="http://schemas.microsoft.com/office/word/2016/wordml/cid" xmlns:w16="http://schemas.microsoft.com/office/word/2018/wordml" xmlns:w16sdtdh="http://schemas.microsoft.com/office/word/2020/wordml/sdtdatahash" xmlns:w16sdtfl="http://schemas.microsoft.com/office/word/2024/wordml/sdtformatlock" xmlns:w16se="http://schemas.microsoft.com/office/word/2015/wordml/symex" xmlns:w16du="http://schemas.microsoft.com/office/word/2023/wordml/word16du" xmlns:wne="http://schemas.microsoft.com/office/word/2006/wordml" mc:Ignorable="w14 w15 w16se w16cid w16 w16cex w16sdtdh w16sdtfl w16du wp14">
   <w:abstractNum w:abstractNumId="0" w15:restartNumberingAfterBreak="0">
     <w:nsid w:val="00FA2742"/>
     <w:multiLevelType w:val="hybridMultilevel"/>
@@ -5015,7 +5021,7 @@
 </file>
 
 <file path=word/styles.xml><?xml version="1.0" encoding="utf-8"?>
-<w:styles xmlns:mc="http://schemas.openxmlformats.org/markup-compatibility/2006" xmlns:r="http://schemas.openxmlformats.org/officeDocument/2006/relationships" xmlns:w="http://schemas.openxmlformats.org/wordprocessingml/2006/main" xmlns:w14="http://schemas.microsoft.com/office/word/2010/wordml" xmlns:w15="http://schemas.microsoft.com/office/word/2012/wordml" xmlns:w16cex="http://schemas.microsoft.com/office/word/2018/wordml/cex" xmlns:w16cid="http://schemas.microsoft.com/office/word/2016/wordml/cid" xmlns:w16="http://schemas.microsoft.com/office/word/2018/wordml" xmlns:w16du="http://schemas.microsoft.com/office/word/2023/wordml/word16du" xmlns:w16sdtdh="http://schemas.microsoft.com/office/word/2020/wordml/sdtdatahash" xmlns:w16sdtfl="http://schemas.microsoft.com/office/word/2024/wordml/sdtformatlock" xmlns:w16se="http://schemas.microsoft.com/office/word/2015/wordml/symex" mc:Ignorable="w14 w15 w16se w16cid w16 w16cex w16sdtdh w16sdtfl w16du">
+<w:styles xmlns:mc="http://schemas.openxmlformats.org/markup-compatibility/2006" xmlns:r="http://schemas.openxmlformats.org/officeDocument/2006/relationships" xmlns:w="http://schemas.openxmlformats.org/wordprocessingml/2006/main" xmlns:w14="http://schemas.microsoft.com/office/word/2010/wordml" xmlns:w15="http://schemas.microsoft.com/office/word/2012/wordml" xmlns:w16cex="http://schemas.microsoft.com/office/word/2018/wordml/cex" xmlns:w16cid="http://schemas.microsoft.com/office/word/2016/wordml/cid" xmlns:w16="http://schemas.microsoft.com/office/word/2018/wordml" xmlns:w16sdtdh="http://schemas.microsoft.com/office/word/2020/wordml/sdtdatahash" xmlns:w16sdtfl="http://schemas.microsoft.com/office/word/2024/wordml/sdtformatlock" xmlns:w16se="http://schemas.microsoft.com/office/word/2015/wordml/symex" xmlns:w16du="http://schemas.microsoft.com/office/word/2023/wordml/word16du" mc:Ignorable="w14 w15 w16se w16cid w16 w16cex w16sdtdh w16sdtfl w16du">
   <w:docDefaults>
     <w:rPrDefault>
       <w:rPr>
@@ -5524,6 +5530,7 @@
   <w:style w:type="character" w:default="1" w:styleId="DefaultParagraphFont">
     <w:name w:val="Default Paragraph Font"/>
     <w:uiPriority w:val="1"/>
+    <w:semiHidden/>
     <w:unhideWhenUsed/>
   </w:style>
   <w:style w:type="table" w:default="1" w:styleId="TableNormal">

--- a/public/Lokeshwaran_Ramu_Resume.docx
+++ b/public/Lokeshwaran_Ramu_Resume.docx
@@ -299,7 +299,7 @@
               <w:t xml:space="preserve"> — </w:t>
             </w:r>
             <w:r>
-              <w:t>Present</w:t>
+              <w:t>July 2026</w:t>
             </w:r>
           </w:p>
           <w:p>
